--- a/data/exports/kcet-heat-and-thermodynamics_revision_notes.docx
+++ b/data/exports/kcet-heat-and-thermodynamics_revision_notes.docx
@@ -164,10 +164,10 @@
             <w:r>
               <w:rPr>
                 <w:b/>
-                <w:color w:val="C53030"/>
+                <w:color w:val="2B6CB0"/>
                 <w:sz w:val="19"/>
               </w:rPr>
-              <w:t>Very High</w:t>
+              <w:t>High</w:t>
             </w:r>
           </w:p>
         </w:tc>
@@ -189,7 +189,7 @@
                 <w:color w:val="2D3748"/>
                 <w:sz w:val="19"/>
               </w:rPr>
-              <w:t>Kcet Heat And Thermodynamics - Core Application</w:t>
+              <w:t>Carnot Engine &amp; Second Law Efficiency</w:t>
             </w:r>
           </w:p>
         </w:tc>
@@ -209,7 +209,7 @@
               <w:rPr>
                 <w:sz w:val="19"/>
               </w:rPr>
-              <w:t>28 PYQs</w:t>
+              <w:t>12 PYQs</w:t>
             </w:r>
           </w:p>
         </w:tc>
@@ -230,7 +230,181 @@
                 <w:color w:val="718096"/>
                 <w:sz w:val="19"/>
               </w:rPr>
-              <w:t>General Concept</w:t>
+              <w:t>Heat Engines</w:t>
+            </w:r>
+          </w:p>
+        </w:tc>
+      </w:tr>
+      <w:tr>
+        <w:tc>
+          <w:tcPr>
+            <w:tcW w:type="dxa" w:w="2160"/>
+            <w:shd w:fill="FFFFFF"/>
+            <w:tcMar>
+              <w:top w:w="80" w:type="dxa"/>
+              <w:bottom w:w="80" w:type="dxa"/>
+              <w:left w:w="150" w:type="dxa"/>
+              <w:right w:w="150" w:type="dxa"/>
+            </w:tcMar>
+          </w:tcPr>
+          <w:p>
+            <w:r>
+              <w:rPr>
+                <w:b/>
+                <w:color w:val="2B6CB0"/>
+                <w:sz w:val="19"/>
+              </w:rPr>
+              <w:t>High</w:t>
+            </w:r>
+          </w:p>
+        </w:tc>
+        <w:tc>
+          <w:tcPr>
+            <w:tcW w:type="dxa" w:w="4320"/>
+            <w:shd w:fill="FFFFFF"/>
+            <w:tcMar>
+              <w:top w:w="80" w:type="dxa"/>
+              <w:bottom w:w="80" w:type="dxa"/>
+              <w:left w:w="150" w:type="dxa"/>
+              <w:right w:w="150" w:type="dxa"/>
+            </w:tcMar>
+          </w:tcPr>
+          <w:p>
+            <w:r>
+              <w:rPr>
+                <w:b/>
+                <w:color w:val="2D3748"/>
+                <w:sz w:val="19"/>
+              </w:rPr>
+              <w:t>First Law &amp; Thermodynamic Processes</w:t>
+            </w:r>
+          </w:p>
+        </w:tc>
+        <w:tc>
+          <w:tcPr>
+            <w:tcW w:type="dxa" w:w="1728"/>
+            <w:shd w:fill="FFFFFF"/>
+            <w:tcMar>
+              <w:top w:w="80" w:type="dxa"/>
+              <w:bottom w:w="80" w:type="dxa"/>
+              <w:left w:w="150" w:type="dxa"/>
+              <w:right w:w="150" w:type="dxa"/>
+            </w:tcMar>
+          </w:tcPr>
+          <w:p>
+            <w:r>
+              <w:rPr>
+                <w:sz w:val="19"/>
+              </w:rPr>
+              <w:t>10 PYQs</w:t>
+            </w:r>
+          </w:p>
+        </w:tc>
+        <w:tc>
+          <w:tcPr>
+            <w:tcW w:type="dxa" w:w="1872"/>
+            <w:shd w:fill="FFFFFF"/>
+            <w:tcMar>
+              <w:top w:w="80" w:type="dxa"/>
+              <w:bottom w:w="80" w:type="dxa"/>
+              <w:left w:w="150" w:type="dxa"/>
+              <w:right w:w="150" w:type="dxa"/>
+            </w:tcMar>
+          </w:tcPr>
+          <w:p>
+            <w:r>
+              <w:rPr>
+                <w:color w:val="718096"/>
+                <w:sz w:val="19"/>
+              </w:rPr>
+              <w:t>First Law</w:t>
+            </w:r>
+          </w:p>
+        </w:tc>
+      </w:tr>
+      <w:tr>
+        <w:tc>
+          <w:tcPr>
+            <w:tcW w:type="dxa" w:w="2160"/>
+            <w:shd w:fill="F7FAFC"/>
+            <w:tcMar>
+              <w:top w:w="80" w:type="dxa"/>
+              <w:bottom w:w="80" w:type="dxa"/>
+              <w:left w:w="150" w:type="dxa"/>
+              <w:right w:w="150" w:type="dxa"/>
+            </w:tcMar>
+          </w:tcPr>
+          <w:p>
+            <w:r>
+              <w:rPr>
+                <w:b/>
+                <w:color w:val="718096"/>
+                <w:sz w:val="19"/>
+              </w:rPr>
+              <w:t>Moderate</w:t>
+            </w:r>
+          </w:p>
+        </w:tc>
+        <w:tc>
+          <w:tcPr>
+            <w:tcW w:type="dxa" w:w="4320"/>
+            <w:shd w:fill="F7FAFC"/>
+            <w:tcMar>
+              <w:top w:w="80" w:type="dxa"/>
+              <w:bottom w:w="80" w:type="dxa"/>
+              <w:left w:w="150" w:type="dxa"/>
+              <w:right w:w="150" w:type="dxa"/>
+            </w:tcMar>
+          </w:tcPr>
+          <w:p>
+            <w:r>
+              <w:rPr>
+                <w:b/>
+                <w:color w:val="2D3748"/>
+                <w:sz w:val="19"/>
+              </w:rPr>
+              <w:t>Kinetic Theory of Gases &amp; Thermal Radiation</w:t>
+            </w:r>
+          </w:p>
+        </w:tc>
+        <w:tc>
+          <w:tcPr>
+            <w:tcW w:type="dxa" w:w="1728"/>
+            <w:shd w:fill="F7FAFC"/>
+            <w:tcMar>
+              <w:top w:w="80" w:type="dxa"/>
+              <w:bottom w:w="80" w:type="dxa"/>
+              <w:left w:w="150" w:type="dxa"/>
+              <w:right w:w="150" w:type="dxa"/>
+            </w:tcMar>
+          </w:tcPr>
+          <w:p>
+            <w:r>
+              <w:rPr>
+                <w:sz w:val="19"/>
+              </w:rPr>
+              <w:t>7 PYQs</w:t>
+            </w:r>
+          </w:p>
+        </w:tc>
+        <w:tc>
+          <w:tcPr>
+            <w:tcW w:type="dxa" w:w="1872"/>
+            <w:shd w:fill="F7FAFC"/>
+            <w:tcMar>
+              <w:top w:w="80" w:type="dxa"/>
+              <w:bottom w:w="80" w:type="dxa"/>
+              <w:left w:w="150" w:type="dxa"/>
+              <w:right w:w="150" w:type="dxa"/>
+            </w:tcMar>
+          </w:tcPr>
+          <w:p>
+            <w:r>
+              <w:rPr>
+                <w:color w:val="718096"/>
+                <w:sz w:val="19"/>
+              </w:rPr>
+              <w:t>KTG &amp; Radiation</w:t>
             </w:r>
           </w:p>
         </w:tc>
@@ -311,6 +485,144 @@
           </w:p>
         </w:tc>
       </w:tr>
+      <w:tr>
+        <w:tc>
+          <w:tcPr>
+            <w:tcW w:type="dxa" w:w="3600"/>
+            <w:shd w:fill="F7FAFC"/>
+            <w:tcMar>
+              <w:top w:w="100" w:type="dxa"/>
+              <w:bottom w:w="100" w:type="dxa"/>
+              <w:left w:w="150" w:type="dxa"/>
+              <w:right w:w="150" w:type="dxa"/>
+            </w:tcMar>
+          </w:tcPr>
+          <w:p>
+            <w:r>
+              <w:rPr>
+                <w:b/>
+                <w:color w:val="1A365D"/>
+                <w:sz w:val="19"/>
+              </w:rPr>
+              <w:t>Carnot Engine &amp; Second Law Efficiency</w:t>
+            </w:r>
+          </w:p>
+        </w:tc>
+        <w:tc>
+          <w:tcPr>
+            <w:tcW w:type="dxa" w:w="6480"/>
+            <w:shd w:fill="F7FAFC"/>
+            <w:tcMar>
+              <w:top w:w="100" w:type="dxa"/>
+              <w:bottom w:w="100" w:type="dxa"/>
+              <w:left w:w="150" w:type="dxa"/>
+              <w:right w:w="150" w:type="dxa"/>
+            </w:tcMar>
+          </w:tcPr>
+          <w:p>
+            <w:r>
+              <w:rPr>
+                <w:rFonts w:ascii="Cambria Math" w:hAnsi="Cambria Math"/>
+                <w:color w:val="2D3748"/>
+                <w:sz w:val="19"/>
+              </w:rPr>
+              <w:t>\eta = 1 - \frac{Q_2}{Q_1} = 1 - \frac{T_2}{T_1}, \quad \text{COP } \beta = \frac{Q_2}{W} = \frac{T_2}{T_1 - T_2}, \quad \beta = \frac{1 - \eta}{\eta}</w:t>
+            </w:r>
+          </w:p>
+        </w:tc>
+      </w:tr>
+      <w:tr>
+        <w:tc>
+          <w:tcPr>
+            <w:tcW w:type="dxa" w:w="3600"/>
+            <w:shd w:fill="FFFFFF"/>
+            <w:tcMar>
+              <w:top w:w="100" w:type="dxa"/>
+              <w:bottom w:w="100" w:type="dxa"/>
+              <w:left w:w="150" w:type="dxa"/>
+              <w:right w:w="150" w:type="dxa"/>
+            </w:tcMar>
+          </w:tcPr>
+          <w:p>
+            <w:r>
+              <w:rPr>
+                <w:b/>
+                <w:color w:val="1A365D"/>
+                <w:sz w:val="19"/>
+              </w:rPr>
+              <w:t>First Law &amp; Thermodynamic Processes</w:t>
+            </w:r>
+          </w:p>
+        </w:tc>
+        <w:tc>
+          <w:tcPr>
+            <w:tcW w:type="dxa" w:w="6480"/>
+            <w:shd w:fill="FFFFFF"/>
+            <w:tcMar>
+              <w:top w:w="100" w:type="dxa"/>
+              <w:bottom w:w="100" w:type="dxa"/>
+              <w:left w:w="150" w:type="dxa"/>
+              <w:right w:w="150" w:type="dxa"/>
+            </w:tcMar>
+          </w:tcPr>
+          <w:p>
+            <w:r>
+              <w:rPr>
+                <w:rFonts w:ascii="Cambria Math" w:hAnsi="Cambria Math"/>
+                <w:color w:val="2D3748"/>
+                <w:sz w:val="19"/>
+              </w:rPr>
+              <w:t>\Delta Q = \Delta U + W, \quad \Delta U = n C_v \Delta T, \quad W_{\text{iso}} = nRT\ln\left(\frac{V_2}{V_1}\right), \quad W_{\text{adi}} = \frac{P_1 V_1 - P_2 V_2}{\gamma - 1}</w:t>
+            </w:r>
+          </w:p>
+        </w:tc>
+      </w:tr>
+      <w:tr>
+        <w:tc>
+          <w:tcPr>
+            <w:tcW w:type="dxa" w:w="3600"/>
+            <w:shd w:fill="F7FAFC"/>
+            <w:tcMar>
+              <w:top w:w="100" w:type="dxa"/>
+              <w:bottom w:w="100" w:type="dxa"/>
+              <w:left w:w="150" w:type="dxa"/>
+              <w:right w:w="150" w:type="dxa"/>
+            </w:tcMar>
+          </w:tcPr>
+          <w:p>
+            <w:r>
+              <w:rPr>
+                <w:b/>
+                <w:color w:val="1A365D"/>
+                <w:sz w:val="19"/>
+              </w:rPr>
+              <w:t>Kinetic Theory of Gases &amp; Thermal Radiation</w:t>
+            </w:r>
+          </w:p>
+        </w:tc>
+        <w:tc>
+          <w:tcPr>
+            <w:tcW w:type="dxa" w:w="6480"/>
+            <w:shd w:fill="F7FAFC"/>
+            <w:tcMar>
+              <w:top w:w="100" w:type="dxa"/>
+              <w:bottom w:w="100" w:type="dxa"/>
+              <w:left w:w="150" w:type="dxa"/>
+              <w:right w:w="150" w:type="dxa"/>
+            </w:tcMar>
+          </w:tcPr>
+          <w:p>
+            <w:r>
+              <w:rPr>
+                <w:rFonts w:ascii="Cambria Math" w:hAnsi="Cambria Math"/>
+                <w:color w:val="2D3748"/>
+                <w:sz w:val="19"/>
+              </w:rPr>
+              <w:t>v_{\text{rms}} = \sqrt{\frac{3RT}{M}}, \quad v_{\text{avg}} = \sqrt{\frac{8RT}{\pi M}}, \quad \lambda_m T = b, \quad E = e\sigma A T^4, \quad \frac{T_1 - T_2}{t} = K\left(\frac{T_1 + T_2}{2} - T_0\right)</w:t>
+            </w:r>
+          </w:p>
+        </w:tc>
+      </w:tr>
     </w:tbl>
     <w:p>
       <w:pPr>
@@ -338,7 +650,7 @@
           <w:color w:val="2B6CB0"/>
           <w:sz w:val="24"/>
         </w:rPr>
-        <w:t>3.1 Kcet Heat And Thermodynamics - Core Application (Very High Yield — 28 PYQs)</w:t>
+        <w:t>3.1 Carnot Engine &amp; Second Law Efficiency (High Yield — 12 PYQs)</w:t>
       </w:r>
     </w:p>
     <w:p>
@@ -353,7 +665,7 @@
         <w:rPr>
           <w:sz w:val="20"/>
         </w:rPr>
-        <w:t>Key problem pattern in Kcet Heat And Thermodynamics.</w:t>
+        <w:t>Carnot cycle efficiency limit, reversible refrigerators, and Clausius/Kelvin-Planck statements.</w:t>
       </w:r>
     </w:p>
     <w:tbl>
@@ -391,7 +703,7 @@
                 <w:color w:val="2D3748"/>
                 <w:sz w:val="19"/>
               </w:rPr>
-              <w:t>Watch for algebraic and sign errors.</w:t>
+              <w:t>Temperatures T_1 (source) and T_2 (sink) MUST strictly be substituted in Kelvin (K), never in Celsius (°C).</w:t>
             </w:r>
           </w:p>
         </w:tc>
@@ -432,7 +744,7 @@
                 <w:color w:val="2D3748"/>
                 <w:sz w:val="19"/>
               </w:rPr>
-              <w:t>Verify dimensions and boundary conditions.</w:t>
+              <w:t>To maximize Carnot efficiency, lowering sink temperature T_2 by Δ T is more effective than raising source temperature T_1 by the same Δ T.</w:t>
             </w:r>
           </w:p>
         </w:tc>
@@ -488,6 +800,187 @@
           <w:b/>
           <w:sz w:val="18"/>
         </w:rPr>
+        <w:t xml:space="preserve">[2025 Shift] Q#4 (MCQ): </w:t>
+      </w:r>
+      <w:r>
+        <w:rPr>
+          <w:sz w:val="18"/>
+        </w:rPr>
+        <w:t xml:space="preserve">"Three metal rods of the same material and identical in all respects are joined as shown in the figure. The temperatures at the ends of these..."  </w:t>
+      </w:r>
+      <w:r>
+        <w:rPr>
+          <w:b/>
+          <w:color w:val="2B6CB0"/>
+          <w:sz w:val="18"/>
+        </w:rPr>
+        <w:t>[Ans: N/A]</w:t>
+      </w:r>
+    </w:p>
+    <w:p>
+      <w:pPr>
+        <w:pStyle w:val="ListBullet"/>
+        <w:spacing w:after="40"/>
+      </w:pPr>
+      <w:r>
+        <w:rPr>
+          <w:b/>
+          <w:sz w:val="18"/>
+        </w:rPr>
+        <w:t xml:space="preserve">[2024 Shift] Q#1 (MCQ): </w:t>
+      </w:r>
+      <w:r>
+        <w:rPr>
+          <w:sz w:val="18"/>
+        </w:rPr>
+        <w:t xml:space="preserve">"One mole of an ideal monoatomic gas is taken round the cyclic process MNOM. The work done by the gas is..."  </w:t>
+      </w:r>
+      <w:r>
+        <w:rPr>
+          <w:b/>
+          <w:color w:val="2B6CB0"/>
+          <w:sz w:val="18"/>
+        </w:rPr>
+        <w:t>[Ans: N/A]</w:t>
+      </w:r>
+    </w:p>
+    <w:p>
+      <w:pPr>
+        <w:spacing w:after="120"/>
+      </w:pPr>
+    </w:p>
+    <w:p>
+      <w:pPr>
+        <w:pStyle w:val="Heading2"/>
+      </w:pPr>
+      <w:r>
+        <w:rPr>
+          <w:color w:val="2B6CB0"/>
+          <w:sz w:val="24"/>
+        </w:rPr>
+        <w:t>3.2 First Law &amp; Thermodynamic Processes (High Yield — 10 PYQs)</w:t>
+      </w:r>
+    </w:p>
+    <w:p>
+      <w:r>
+        <w:rPr>
+          <w:b/>
+          <w:sz w:val="20"/>
+        </w:rPr>
+        <w:t xml:space="preserve">Core Principle: </w:t>
+      </w:r>
+      <w:r>
+        <w:rPr>
+          <w:sz w:val="20"/>
+        </w:rPr>
+        <w:t>First law of thermodynamics, molar heat capacities (C_p - C_v = R), and work done in cyclic/open processes.</w:t>
+      </w:r>
+    </w:p>
+    <w:tbl>
+      <w:tblPr>
+        <w:tblW w:type="auto" w:w="0"/>
+        <w:jc w:val="center"/>
+        <w:tblLook w:firstColumn="1" w:firstRow="1" w:lastColumn="0" w:lastRow="0" w:noHBand="0" w:noVBand="1" w:val="04A0"/>
+      </w:tblPr>
+      <w:tblGrid>
+        <w:gridCol w:w="10080"/>
+      </w:tblGrid>
+      <w:tr>
+        <w:tc>
+          <w:tcPr>
+            <w:tcW w:type="dxa" w:w="10080"/>
+            <w:shd w:fill="FFF5F5"/>
+            <w:tcMar>
+              <w:top w:w="100" w:type="dxa"/>
+              <w:bottom w:w="100" w:type="dxa"/>
+              <w:left w:w="150" w:type="dxa"/>
+              <w:right w:w="150" w:type="dxa"/>
+            </w:tcMar>
+          </w:tcPr>
+          <w:p>
+            <w:r>
+              <w:rPr>
+                <w:b/>
+                <w:color w:val="C53030"/>
+                <w:sz w:val="19"/>
+              </w:rPr>
+              <w:t xml:space="preserve">⚠️ Common Trap / JEE Pitfall: </w:t>
+            </w:r>
+            <w:r>
+              <w:rPr>
+                <w:color w:val="2D3748"/>
+                <w:sz w:val="19"/>
+              </w:rPr>
+              <w:t>Internal energy Δ U = nC_vΔ T depends ONLY on temperature change Δ T, regardless of whether the path is isobaric, isothermal, or adiabatic.</w:t>
+            </w:r>
+          </w:p>
+        </w:tc>
+      </w:tr>
+    </w:tbl>
+    <w:tbl>
+      <w:tblPr>
+        <w:tblW w:type="auto" w:w="0"/>
+        <w:jc w:val="center"/>
+        <w:tblLook w:firstColumn="1" w:firstRow="1" w:lastColumn="0" w:lastRow="0" w:noHBand="0" w:noVBand="1" w:val="04A0"/>
+      </w:tblPr>
+      <w:tblGrid>
+        <w:gridCol w:w="10080"/>
+      </w:tblGrid>
+      <w:tr>
+        <w:tc>
+          <w:tcPr>
+            <w:tcW w:type="dxa" w:w="10080"/>
+            <w:shd w:fill="F0FFF4"/>
+            <w:tcMar>
+              <w:top w:w="100" w:type="dxa"/>
+              <w:bottom w:w="100" w:type="dxa"/>
+              <w:left w:w="150" w:type="dxa"/>
+              <w:right w:w="150" w:type="dxa"/>
+            </w:tcMar>
+          </w:tcPr>
+          <w:p>
+            <w:r>
+              <w:rPr>
+                <w:b/>
+                <w:color w:val="276749"/>
+                <w:sz w:val="19"/>
+              </w:rPr>
+              <w:t xml:space="preserve">💡 Speed Hack / Trick: </w:t>
+            </w:r>
+            <w:r>
+              <w:rPr>
+                <w:color w:val="2D3748"/>
+                <w:sz w:val="19"/>
+              </w:rPr>
+              <w:t>In cyclic processes on a P-V diagram: clockwise cycles give positive net work (heat engine); counter-clockwise cycles give negative work (refrigerator).</w:t>
+            </w:r>
+          </w:p>
+        </w:tc>
+      </w:tr>
+    </w:tbl>
+    <w:p>
+      <w:pPr>
+        <w:spacing w:before="120" w:after="40"/>
+      </w:pPr>
+      <w:r>
+        <w:rPr>
+          <w:b/>
+          <w:color w:val="1A365D"/>
+          <w:sz w:val="19"/>
+        </w:rPr>
+        <w:t>Source PYQs testing this concept:</w:t>
+      </w:r>
+    </w:p>
+    <w:p>
+      <w:pPr>
+        <w:pStyle w:val="ListBullet"/>
+        <w:spacing w:after="40"/>
+      </w:pPr>
+      <w:r>
+        <w:rPr>
+          <w:b/>
+          <w:sz w:val="18"/>
+        </w:rPr>
         <w:t xml:space="preserve">[2026 Shift] Q#2 (MCQ): </w:t>
       </w:r>
       <w:r>
@@ -522,6 +1015,241 @@
           <w:sz w:val="18"/>
         </w:rPr>
         <w:t xml:space="preserve">"The graph of pressure P and volume V of 1 mole of an ideal gas at constant temperature is..."  </w:t>
+      </w:r>
+      <w:r>
+        <w:rPr>
+          <w:b/>
+          <w:color w:val="2B6CB0"/>
+          <w:sz w:val="18"/>
+        </w:rPr>
+        <w:t>[Ans: N/A]</w:t>
+      </w:r>
+    </w:p>
+    <w:p>
+      <w:pPr>
+        <w:pStyle w:val="ListBullet"/>
+        <w:spacing w:after="40"/>
+      </w:pPr>
+      <w:r>
+        <w:rPr>
+          <w:b/>
+          <w:sz w:val="18"/>
+        </w:rPr>
+        <w:t xml:space="preserve">[2025 Shift] Q#1 (MCQ): </w:t>
+      </w:r>
+      <w:r>
+        <w:rPr>
+          <w:sz w:val="18"/>
+        </w:rPr>
+        <w:t xml:space="preserve">"A gas is taken from state A to state B along two different paths 1 and 2. The heat absorbed and work done by the system along these two path..."  </w:t>
+      </w:r>
+      <w:r>
+        <w:rPr>
+          <w:b/>
+          <w:color w:val="2B6CB0"/>
+          <w:sz w:val="18"/>
+        </w:rPr>
+        <w:t>[Ans: N/A]</w:t>
+      </w:r>
+    </w:p>
+    <w:p>
+      <w:pPr>
+        <w:spacing w:after="120"/>
+      </w:pPr>
+    </w:p>
+    <w:p>
+      <w:pPr>
+        <w:pStyle w:val="Heading2"/>
+      </w:pPr>
+      <w:r>
+        <w:rPr>
+          <w:color w:val="2B6CB0"/>
+          <w:sz w:val="24"/>
+        </w:rPr>
+        <w:t>3.3 Kinetic Theory of Gases &amp; Thermal Radiation (Moderate Yield — 7 PYQs)</w:t>
+      </w:r>
+    </w:p>
+    <w:p>
+      <w:r>
+        <w:rPr>
+          <w:b/>
+          <w:sz w:val="20"/>
+        </w:rPr>
+        <w:t xml:space="preserve">Core Principle: </w:t>
+      </w:r>
+      <w:r>
+        <w:rPr>
+          <w:sz w:val="20"/>
+        </w:rPr>
+        <w:t>Molecular speeds, energy equipartition E = (f / 2)nRT, Stefan-Boltzmann law, Wien's displacement law, and Newton's law of cooling.</w:t>
+      </w:r>
+    </w:p>
+    <w:tbl>
+      <w:tblPr>
+        <w:tblW w:type="auto" w:w="0"/>
+        <w:jc w:val="center"/>
+        <w:tblLook w:firstColumn="1" w:firstRow="1" w:lastColumn="0" w:lastRow="0" w:noHBand="0" w:noVBand="1" w:val="04A0"/>
+      </w:tblPr>
+      <w:tblGrid>
+        <w:gridCol w:w="10080"/>
+      </w:tblGrid>
+      <w:tr>
+        <w:tc>
+          <w:tcPr>
+            <w:tcW w:type="dxa" w:w="10080"/>
+            <w:shd w:fill="FFF5F5"/>
+            <w:tcMar>
+              <w:top w:w="100" w:type="dxa"/>
+              <w:bottom w:w="100" w:type="dxa"/>
+              <w:left w:w="150" w:type="dxa"/>
+              <w:right w:w="150" w:type="dxa"/>
+            </w:tcMar>
+          </w:tcPr>
+          <w:p>
+            <w:r>
+              <w:rPr>
+                <w:b/>
+                <w:color w:val="C53030"/>
+                <w:sz w:val="19"/>
+              </w:rPr>
+              <w:t xml:space="preserve">⚠️ Common Trap / JEE Pitfall: </w:t>
+            </w:r>
+            <w:r>
+              <w:rPr>
+                <w:color w:val="2D3748"/>
+                <w:sz w:val="19"/>
+              </w:rPr>
+              <w:t>Degrees of freedom: Monatomic f = 3 (γ = 5/3); Diatomic at room temp f = 5 (γ = 7/5); Polyatomic non-linear f = 6 (γ = 4/3).</w:t>
+            </w:r>
+          </w:p>
+        </w:tc>
+      </w:tr>
+    </w:tbl>
+    <w:tbl>
+      <w:tblPr>
+        <w:tblW w:type="auto" w:w="0"/>
+        <w:jc w:val="center"/>
+        <w:tblLook w:firstColumn="1" w:firstRow="1" w:lastColumn="0" w:lastRow="0" w:noHBand="0" w:noVBand="1" w:val="04A0"/>
+      </w:tblPr>
+      <w:tblGrid>
+        <w:gridCol w:w="10080"/>
+      </w:tblGrid>
+      <w:tr>
+        <w:tc>
+          <w:tcPr>
+            <w:tcW w:type="dxa" w:w="10080"/>
+            <w:shd w:fill="F0FFF4"/>
+            <w:tcMar>
+              <w:top w:w="100" w:type="dxa"/>
+              <w:bottom w:w="100" w:type="dxa"/>
+              <w:left w:w="150" w:type="dxa"/>
+              <w:right w:w="150" w:type="dxa"/>
+            </w:tcMar>
+          </w:tcPr>
+          <w:p>
+            <w:r>
+              <w:rPr>
+                <w:b/>
+                <w:color w:val="276749"/>
+                <w:sz w:val="19"/>
+              </w:rPr>
+              <w:t xml:space="preserve">💡 Speed Hack / Trick: </w:t>
+            </w:r>
+            <w:r>
+              <w:rPr>
+                <w:color w:val="2D3748"/>
+                <w:sz w:val="19"/>
+              </w:rPr>
+              <w:t>Net heat radiated by a body at temperature T in surroundings T_0 is P_(net) = eσ A(T^4 - T_0^4).</w:t>
+            </w:r>
+          </w:p>
+        </w:tc>
+      </w:tr>
+    </w:tbl>
+    <w:p>
+      <w:pPr>
+        <w:spacing w:before="120" w:after="40"/>
+      </w:pPr>
+      <w:r>
+        <w:rPr>
+          <w:b/>
+          <w:color w:val="1A365D"/>
+          <w:sz w:val="19"/>
+        </w:rPr>
+        <w:t>Source PYQs testing this concept:</w:t>
+      </w:r>
+    </w:p>
+    <w:p>
+      <w:pPr>
+        <w:pStyle w:val="ListBullet"/>
+        <w:spacing w:after="40"/>
+      </w:pPr>
+      <w:r>
+        <w:rPr>
+          <w:b/>
+          <w:sz w:val="18"/>
+        </w:rPr>
+        <w:t xml:space="preserve">[2025 Shift] Q#2 (MCQ): </w:t>
+      </w:r>
+      <w:r>
+        <w:rPr>
+          <w:sz w:val="18"/>
+        </w:rPr>
+        <w:t xml:space="preserve">"At 27°C temperature, the mean kinetic energy of the atoms of an ideal gas is E_(1) . If the temperature is increased to $327^{\ci..."  </w:t>
+      </w:r>
+      <w:r>
+        <w:rPr>
+          <w:b/>
+          <w:color w:val="2B6CB0"/>
+          <w:sz w:val="18"/>
+        </w:rPr>
+        <w:t>[Ans: N/A]</w:t>
+      </w:r>
+    </w:p>
+    <w:p>
+      <w:pPr>
+        <w:pStyle w:val="ListBullet"/>
+        <w:spacing w:after="40"/>
+      </w:pPr>
+      <w:r>
+        <w:rPr>
+          <w:b/>
+          <w:sz w:val="18"/>
+        </w:rPr>
+        <w:t xml:space="preserve">[2023 Shift] Q#2 (MCQ): </w:t>
+      </w:r>
+      <w:r>
+        <w:rPr>
+          <w:sz w:val="18"/>
+        </w:rPr>
+        <w:t xml:space="preserve">"100g of ice at 0°C is mixed with 100g of water at 100°C . The final temperature of the mixture is [Take, $L_{f}=3.36 \..."  </w:t>
+      </w:r>
+      <w:r>
+        <w:rPr>
+          <w:b/>
+          <w:color w:val="2B6CB0"/>
+          <w:sz w:val="18"/>
+        </w:rPr>
+        <w:t>[Ans: N/A]</w:t>
+      </w:r>
+    </w:p>
+    <w:p>
+      <w:pPr>
+        <w:pStyle w:val="ListBullet"/>
+        <w:spacing w:after="40"/>
+      </w:pPr>
+      <w:r>
+        <w:rPr>
+          <w:b/>
+          <w:sz w:val="18"/>
+        </w:rPr>
+        <w:t xml:space="preserve">[2022 Shift] Q#2 (MCQ): </w:t>
+      </w:r>
+      <w:r>
+        <w:rPr>
+          <w:sz w:val="18"/>
+        </w:rPr>
+        <w:t xml:space="preserve">""Heat cannot be flow itself from a body at lower temperature to a body at higher temperature". This statement corresponds to..."  </w:t>
       </w:r>
       <w:r>
         <w:rPr>
@@ -660,6 +1388,248 @@
               <w:t>Solution Analysis:</w:t>
               <w:br/>
               <w:t>All the given processes are irreversible in nature. Free expansion of a gas is irreversible because the gas spreads into the available space on its own. It cannot return to its original volume without some external work being done. Combustion of petrol and air is also irreversible. Once petrol burns, it forms new substances like carbon dioxide, water vapour, etc. These products cannot change back into petrol and air by simply reversing the process. Leaking of gas from a kitchen cylinder is irreversible because the gas moves from high pressure inside the cylinder to lower pressure outside. It will not collect back into the cylinder on its own. Transfer of heat from a hotter part of a liquid to a colder part is irreversible because heat naturally flows from higher temperature to lower temperature. The reverse does not happen by itself. So, all four processes are irreversible. Option D: I, II, III and IV</w:t>
+            </w:r>
+          </w:p>
+        </w:tc>
+      </w:tr>
+    </w:tbl>
+    <w:p>
+      <w:pPr>
+        <w:spacing w:after="120"/>
+      </w:pPr>
+    </w:p>
+    <w:p>
+      <w:pPr>
+        <w:spacing w:before="160" w:after="40"/>
+      </w:pPr>
+      <w:r>
+        <w:rPr>
+          <w:b/>
+          <w:color w:val="1A365D"/>
+          <w:sz w:val="22"/>
+        </w:rPr>
+        <w:t>Benchmark Problem 2: KCET 2026 (Q#2)</w:t>
+      </w:r>
+    </w:p>
+    <w:p>
+      <w:pPr>
+        <w:spacing w:after="80"/>
+      </w:pPr>
+      <w:r>
+        <w:rPr>
+          <w:sz w:val="20"/>
+        </w:rPr>
+        <w:t>In thermodynamic processes, which of the following statements is not true?</w:t>
+      </w:r>
+    </w:p>
+    <w:p>
+      <w:pPr>
+        <w:pStyle w:val="ListBullet"/>
+        <w:spacing w:after="20"/>
+      </w:pPr>
+      <w:r>
+        <w:rPr>
+          <w:sz w:val="19"/>
+        </w:rPr>
+        <w:t>(A) In an isothermal process, the temperature remains constant</w:t>
+      </w:r>
+    </w:p>
+    <w:p>
+      <w:pPr>
+        <w:pStyle w:val="ListBullet"/>
+        <w:spacing w:after="20"/>
+      </w:pPr>
+      <w:r>
+        <w:rPr>
+          <w:sz w:val="19"/>
+        </w:rPr>
+        <w:t>(B) In an isobaric process, the volume remains constant</w:t>
+      </w:r>
+    </w:p>
+    <w:p>
+      <w:pPr>
+        <w:pStyle w:val="ListBullet"/>
+        <w:spacing w:after="20"/>
+      </w:pPr>
+      <w:r>
+        <w:rPr>
+          <w:sz w:val="19"/>
+        </w:rPr>
+        <w:t>(C) In an adiabatic process, the system is insulated from the surroundings</w:t>
+      </w:r>
+    </w:p>
+    <w:p>
+      <w:pPr>
+        <w:pStyle w:val="ListBullet"/>
+        <w:spacing w:after="20"/>
+      </w:pPr>
+      <w:r>
+        <w:rPr>
+          <w:sz w:val="19"/>
+        </w:rPr>
+        <w:t>(D) In an adiabatic process, PV^γ= a constant</w:t>
+      </w:r>
+    </w:p>
+    <w:tbl>
+      <w:tblPr>
+        <w:tblW w:type="auto" w:w="0"/>
+        <w:jc w:val="center"/>
+        <w:tblLook w:firstColumn="1" w:firstRow="1" w:lastColumn="0" w:lastRow="0" w:noHBand="0" w:noVBand="1" w:val="04A0"/>
+      </w:tblPr>
+      <w:tblGrid>
+        <w:gridCol w:w="10080"/>
+      </w:tblGrid>
+      <w:tr>
+        <w:tc>
+          <w:tcPr>
+            <w:tcW w:type="dxa" w:w="10080"/>
+            <w:shd w:fill="F7FAFC"/>
+            <w:tcMar>
+              <w:top w:w="100" w:type="dxa"/>
+              <w:bottom w:w="100" w:type="dxa"/>
+              <w:left w:w="150" w:type="dxa"/>
+              <w:right w:w="150" w:type="dxa"/>
+            </w:tcMar>
+          </w:tcPr>
+          <w:p>
+            <w:r>
+              <w:rPr>
+                <w:b/>
+                <w:color w:val="1A365D"/>
+                <w:sz w:val="19"/>
+              </w:rPr>
+              <w:t>Correct Answer: None</w:t>
+              <w:br/>
+            </w:r>
+            <w:r>
+              <w:rPr>
+                <w:color w:val="2D3748"/>
+                <w:sz w:val="18"/>
+              </w:rPr>
+              <w:t>Solution Analysis:</w:t>
+              <w:br/>
+              <w:t>The statement that is not true is: Option B In an isobaric process, the pressure remains constant, not the volume. The word “isobaric” means constant pressure. So for an isobaric process, P=constant If the volume remains constant, that process is called an isochoric process. The other statements are correct: In an isothermal process, T=constant In an adiabatic process, no heat is exchanged with the surroundings, so the system is insulated: Q=0 Also, for a reversible adiabatic process of an ideal gas, PV^γ=constant So the incorrect statement is Option B.</w:t>
+            </w:r>
+          </w:p>
+        </w:tc>
+      </w:tr>
+    </w:tbl>
+    <w:p>
+      <w:pPr>
+        <w:spacing w:after="120"/>
+      </w:pPr>
+    </w:p>
+    <w:p>
+      <w:pPr>
+        <w:spacing w:before="160" w:after="40"/>
+      </w:pPr>
+      <w:r>
+        <w:rPr>
+          <w:b/>
+          <w:color w:val="1A365D"/>
+          <w:sz w:val="22"/>
+        </w:rPr>
+        <w:t>Benchmark Problem 3: KCET 2025 (Q#2)</w:t>
+      </w:r>
+    </w:p>
+    <w:p>
+      <w:pPr>
+        <w:spacing w:after="80"/>
+      </w:pPr>
+      <w:r>
+        <w:rPr>
+          <w:sz w:val="20"/>
+        </w:rPr>
+        <w:t>At 27°C temperature, the mean kinetic energy of the atoms of an ideal gas is E_(1) . If the temperature is increased to 327°C , then the mean kinetic energy of the atoms will be</w:t>
+      </w:r>
+    </w:p>
+    <w:p>
+      <w:pPr>
+        <w:pStyle w:val="ListBullet"/>
+        <w:spacing w:after="20"/>
+      </w:pPr>
+      <w:r>
+        <w:rPr>
+          <w:sz w:val="19"/>
+        </w:rPr>
+        <w:t>(A) \fracE_(1)√(2)</w:t>
+      </w:r>
+    </w:p>
+    <w:p>
+      <w:pPr>
+        <w:pStyle w:val="ListBullet"/>
+        <w:spacing w:after="20"/>
+      </w:pPr>
+      <w:r>
+        <w:rPr>
+          <w:sz w:val="19"/>
+        </w:rPr>
+        <w:t>(B) √(2)E_(1)</w:t>
+      </w:r>
+    </w:p>
+    <w:p>
+      <w:pPr>
+        <w:pStyle w:val="ListBullet"/>
+        <w:spacing w:after="20"/>
+      </w:pPr>
+      <w:r>
+        <w:rPr>
+          <w:sz w:val="19"/>
+        </w:rPr>
+        <w:t>(C) 2E_(1)</w:t>
+      </w:r>
+    </w:p>
+    <w:p>
+      <w:pPr>
+        <w:pStyle w:val="ListBullet"/>
+        <w:spacing w:after="20"/>
+      </w:pPr>
+      <w:r>
+        <w:rPr>
+          <w:sz w:val="19"/>
+        </w:rPr>
+        <w:t>(D) \fracE_(1)2</w:t>
+      </w:r>
+    </w:p>
+    <w:tbl>
+      <w:tblPr>
+        <w:tblW w:type="auto" w:w="0"/>
+        <w:jc w:val="center"/>
+        <w:tblLook w:firstColumn="1" w:firstRow="1" w:lastColumn="0" w:lastRow="0" w:noHBand="0" w:noVBand="1" w:val="04A0"/>
+      </w:tblPr>
+      <w:tblGrid>
+        <w:gridCol w:w="10080"/>
+      </w:tblGrid>
+      <w:tr>
+        <w:tc>
+          <w:tcPr>
+            <w:tcW w:type="dxa" w:w="10080"/>
+            <w:shd w:fill="F7FAFC"/>
+            <w:tcMar>
+              <w:top w:w="100" w:type="dxa"/>
+              <w:bottom w:w="100" w:type="dxa"/>
+              <w:left w:w="150" w:type="dxa"/>
+              <w:right w:w="150" w:type="dxa"/>
+            </w:tcMar>
+          </w:tcPr>
+          <w:p>
+            <w:r>
+              <w:rPr>
+                <w:b/>
+                <w:color w:val="1A365D"/>
+                <w:sz w:val="19"/>
+              </w:rPr>
+              <w:t>Correct Answer: None</w:t>
+              <w:br/>
+            </w:r>
+            <w:r>
+              <w:rPr>
+                <w:color w:val="2D3748"/>
+                <w:sz w:val="18"/>
+              </w:rPr>
+              <w:t>Solution Analysis:</w:t>
+              <w:br/>
+              <w:t>The mean kinetic energy of the atoms in an ideal gas is directly proportional to the temperature measured in Kelvin. At an initial temperature of 27°C, the mean kinetic energy is E_(1) . When the temperature is increased to 327°C, we can determine the new mean kinetic energy E_(2) using the relationship: \fracE_(1)E_(2)=\fracT_(1)T_(2) To find E_(2) , we can rearrange this equation: E_(2)=E_(1)\fracT_(2)T_(1) Converting the given temperatures from Celsius to Kelvin: Initial temperature, T_(1)=27°C+273=300K Final temperature, T_(2)=327°C+273=600K Substituting these values into the equation: E_(2)=E_(1)((600 / 300))=E_(1) × 2=2E_(1) Therefore, when the temperature increases to 327°C, the mean kinetic energy of the atoms will be 2E_(1) .</w:t>
             </w:r>
           </w:p>
         </w:tc>

--- a/data/exports/kcet-heat-and-thermodynamics_revision_notes.docx
+++ b/data/exports/kcet-heat-and-thermodynamics_revision_notes.docx
@@ -13,7 +13,7 @@
           <w:color w:val="1A365D"/>
           <w:sz w:val="44"/>
         </w:rPr>
-        <w:t>JEE MAIN REVISION MASTER: HEAT AND THERMODYNAMICS 2026 3 QUESTIONS 5% WEIGHTAGE</w:t>
+        <w:t>JEE MAIN REVISION MASTER: HEAT AND THERMODYNAMICS</w:t>
       </w:r>
     </w:p>
     <w:p>
@@ -189,7 +189,7 @@
                 <w:color w:val="2D3748"/>
                 <w:sz w:val="19"/>
               </w:rPr>
-              <w:t>Carnot Engine &amp; Second Law Efficiency</w:t>
+              <w:t>First Law &amp; Thermodynamic Processes</w:t>
             </w:r>
           </w:p>
         </w:tc>
@@ -209,7 +209,7 @@
               <w:rPr>
                 <w:sz w:val="19"/>
               </w:rPr>
-              <w:t>12 PYQs</w:t>
+              <w:t>14 PYQs</w:t>
             </w:r>
           </w:p>
         </w:tc>
@@ -230,7 +230,7 @@
                 <w:color w:val="718096"/>
                 <w:sz w:val="19"/>
               </w:rPr>
-              <w:t>Heat Engines</w:t>
+              <w:t>First Law</w:t>
             </w:r>
           </w:p>
         </w:tc>
@@ -276,7 +276,7 @@
                 <w:color w:val="2D3748"/>
                 <w:sz w:val="19"/>
               </w:rPr>
-              <w:t>First Law &amp; Thermodynamic Processes</w:t>
+              <w:t>Kinetic Theory of Gases &amp; Thermal Radiation</w:t>
             </w:r>
           </w:p>
         </w:tc>
@@ -296,7 +296,7 @@
               <w:rPr>
                 <w:sz w:val="19"/>
               </w:rPr>
-              <w:t>10 PYQs</w:t>
+              <w:t>11 PYQs</w:t>
             </w:r>
           </w:p>
         </w:tc>
@@ -317,7 +317,7 @@
                 <w:color w:val="718096"/>
                 <w:sz w:val="19"/>
               </w:rPr>
-              <w:t>First Law</w:t>
+              <w:t>KTG &amp; Radiation</w:t>
             </w:r>
           </w:p>
         </w:tc>
@@ -363,7 +363,7 @@
                 <w:color w:val="2D3748"/>
                 <w:sz w:val="19"/>
               </w:rPr>
-              <w:t>Kinetic Theory of Gases &amp; Thermal Radiation</w:t>
+              <w:t>Carnot Engine &amp; Second Law Efficiency</w:t>
             </w:r>
           </w:p>
         </w:tc>
@@ -383,7 +383,7 @@
               <w:rPr>
                 <w:sz w:val="19"/>
               </w:rPr>
-              <w:t>7 PYQs</w:t>
+              <w:t>3 PYQs</w:t>
             </w:r>
           </w:p>
         </w:tc>
@@ -404,7 +404,7 @@
                 <w:color w:val="718096"/>
                 <w:sz w:val="19"/>
               </w:rPr>
-              <w:t>KTG &amp; Radiation</w:t>
+              <w:t>Heat Engines</w:t>
             </w:r>
           </w:p>
         </w:tc>
@@ -504,6 +504,98 @@
                 <w:color w:val="1A365D"/>
                 <w:sz w:val="19"/>
               </w:rPr>
+              <w:t>First Law &amp; Thermodynamic Processes</w:t>
+            </w:r>
+          </w:p>
+        </w:tc>
+        <w:tc>
+          <w:tcPr>
+            <w:tcW w:type="dxa" w:w="6480"/>
+            <w:shd w:fill="F7FAFC"/>
+            <w:tcMar>
+              <w:top w:w="100" w:type="dxa"/>
+              <w:bottom w:w="100" w:type="dxa"/>
+              <w:left w:w="150" w:type="dxa"/>
+              <w:right w:w="150" w:type="dxa"/>
+            </w:tcMar>
+          </w:tcPr>
+          <w:p>
+            <w:r>
+              <w:rPr>
+                <w:rFonts w:ascii="Cambria Math" w:hAnsi="Cambria Math"/>
+                <w:color w:val="2D3748"/>
+                <w:sz w:val="19"/>
+              </w:rPr>
+              <w:t>\Delta Q = \Delta U + W, \quad \Delta U = n C_v \Delta T, \quad W_{\text{iso}} = nRT\ln\left(\frac{V_2}{V_1}\right), \quad W_{\text{adi}} = \frac{P_1 V_1 - P_2 V_2}{\gamma - 1}</w:t>
+            </w:r>
+          </w:p>
+        </w:tc>
+      </w:tr>
+      <w:tr>
+        <w:tc>
+          <w:tcPr>
+            <w:tcW w:type="dxa" w:w="3600"/>
+            <w:shd w:fill="FFFFFF"/>
+            <w:tcMar>
+              <w:top w:w="100" w:type="dxa"/>
+              <w:bottom w:w="100" w:type="dxa"/>
+              <w:left w:w="150" w:type="dxa"/>
+              <w:right w:w="150" w:type="dxa"/>
+            </w:tcMar>
+          </w:tcPr>
+          <w:p>
+            <w:r>
+              <w:rPr>
+                <w:b/>
+                <w:color w:val="1A365D"/>
+                <w:sz w:val="19"/>
+              </w:rPr>
+              <w:t>Kinetic Theory of Gases &amp; Thermal Radiation</w:t>
+            </w:r>
+          </w:p>
+        </w:tc>
+        <w:tc>
+          <w:tcPr>
+            <w:tcW w:type="dxa" w:w="6480"/>
+            <w:shd w:fill="FFFFFF"/>
+            <w:tcMar>
+              <w:top w:w="100" w:type="dxa"/>
+              <w:bottom w:w="100" w:type="dxa"/>
+              <w:left w:w="150" w:type="dxa"/>
+              <w:right w:w="150" w:type="dxa"/>
+            </w:tcMar>
+          </w:tcPr>
+          <w:p>
+            <w:r>
+              <w:rPr>
+                <w:rFonts w:ascii="Cambria Math" w:hAnsi="Cambria Math"/>
+                <w:color w:val="2D3748"/>
+                <w:sz w:val="19"/>
+              </w:rPr>
+              <w:t>v_{\text{rms}} = \sqrt{\frac{3RT}{M}}, \quad v_{\text{avg}} = \sqrt{\frac{8RT}{\pi M}}, \quad \lambda_m T = b, \quad E = e\sigma A T^4, \quad \frac{T_1 - T_2}{t} = K\left(\frac{T_1 + T_2}{2} - T_0\right)</w:t>
+            </w:r>
+          </w:p>
+        </w:tc>
+      </w:tr>
+      <w:tr>
+        <w:tc>
+          <w:tcPr>
+            <w:tcW w:type="dxa" w:w="3600"/>
+            <w:shd w:fill="F7FAFC"/>
+            <w:tcMar>
+              <w:top w:w="100" w:type="dxa"/>
+              <w:bottom w:w="100" w:type="dxa"/>
+              <w:left w:w="150" w:type="dxa"/>
+              <w:right w:w="150" w:type="dxa"/>
+            </w:tcMar>
+          </w:tcPr>
+          <w:p>
+            <w:r>
+              <w:rPr>
+                <w:b/>
+                <w:color w:val="1A365D"/>
+                <w:sz w:val="19"/>
+              </w:rPr>
               <w:t>Carnot Engine &amp; Second Law Efficiency</w:t>
             </w:r>
           </w:p>
@@ -527,98 +619,6 @@
                 <w:sz w:val="19"/>
               </w:rPr>
               <w:t>\eta = 1 - \frac{Q_2}{Q_1} = 1 - \frac{T_2}{T_1}, \quad \text{COP } \beta = \frac{Q_2}{W} = \frac{T_2}{T_1 - T_2}, \quad \beta = \frac{1 - \eta}{\eta}</w:t>
-            </w:r>
-          </w:p>
-        </w:tc>
-      </w:tr>
-      <w:tr>
-        <w:tc>
-          <w:tcPr>
-            <w:tcW w:type="dxa" w:w="3600"/>
-            <w:shd w:fill="FFFFFF"/>
-            <w:tcMar>
-              <w:top w:w="100" w:type="dxa"/>
-              <w:bottom w:w="100" w:type="dxa"/>
-              <w:left w:w="150" w:type="dxa"/>
-              <w:right w:w="150" w:type="dxa"/>
-            </w:tcMar>
-          </w:tcPr>
-          <w:p>
-            <w:r>
-              <w:rPr>
-                <w:b/>
-                <w:color w:val="1A365D"/>
-                <w:sz w:val="19"/>
-              </w:rPr>
-              <w:t>First Law &amp; Thermodynamic Processes</w:t>
-            </w:r>
-          </w:p>
-        </w:tc>
-        <w:tc>
-          <w:tcPr>
-            <w:tcW w:type="dxa" w:w="6480"/>
-            <w:shd w:fill="FFFFFF"/>
-            <w:tcMar>
-              <w:top w:w="100" w:type="dxa"/>
-              <w:bottom w:w="100" w:type="dxa"/>
-              <w:left w:w="150" w:type="dxa"/>
-              <w:right w:w="150" w:type="dxa"/>
-            </w:tcMar>
-          </w:tcPr>
-          <w:p>
-            <w:r>
-              <w:rPr>
-                <w:rFonts w:ascii="Cambria Math" w:hAnsi="Cambria Math"/>
-                <w:color w:val="2D3748"/>
-                <w:sz w:val="19"/>
-              </w:rPr>
-              <w:t>\Delta Q = \Delta U + W, \quad \Delta U = n C_v \Delta T, \quad W_{\text{iso}} = nRT\ln\left(\frac{V_2}{V_1}\right), \quad W_{\text{adi}} = \frac{P_1 V_1 - P_2 V_2}{\gamma - 1}</w:t>
-            </w:r>
-          </w:p>
-        </w:tc>
-      </w:tr>
-      <w:tr>
-        <w:tc>
-          <w:tcPr>
-            <w:tcW w:type="dxa" w:w="3600"/>
-            <w:shd w:fill="F7FAFC"/>
-            <w:tcMar>
-              <w:top w:w="100" w:type="dxa"/>
-              <w:bottom w:w="100" w:type="dxa"/>
-              <w:left w:w="150" w:type="dxa"/>
-              <w:right w:w="150" w:type="dxa"/>
-            </w:tcMar>
-          </w:tcPr>
-          <w:p>
-            <w:r>
-              <w:rPr>
-                <w:b/>
-                <w:color w:val="1A365D"/>
-                <w:sz w:val="19"/>
-              </w:rPr>
-              <w:t>Kinetic Theory of Gases &amp; Thermal Radiation</w:t>
-            </w:r>
-          </w:p>
-        </w:tc>
-        <w:tc>
-          <w:tcPr>
-            <w:tcW w:type="dxa" w:w="6480"/>
-            <w:shd w:fill="F7FAFC"/>
-            <w:tcMar>
-              <w:top w:w="100" w:type="dxa"/>
-              <w:bottom w:w="100" w:type="dxa"/>
-              <w:left w:w="150" w:type="dxa"/>
-              <w:right w:w="150" w:type="dxa"/>
-            </w:tcMar>
-          </w:tcPr>
-          <w:p>
-            <w:r>
-              <w:rPr>
-                <w:rFonts w:ascii="Cambria Math" w:hAnsi="Cambria Math"/>
-                <w:color w:val="2D3748"/>
-                <w:sz w:val="19"/>
-              </w:rPr>
-              <w:t>v_{\text{rms}} = \sqrt{\frac{3RT}{M}}, \quad v_{\text{avg}} = \sqrt{\frac{8RT}{\pi M}}, \quad \lambda_m T = b, \quad E = e\sigma A T^4, \quad \frac{T_1 - T_2}{t} = K\left(\frac{T_1 + T_2}{2} - T_0\right)</w:t>
             </w:r>
           </w:p>
         </w:tc>
@@ -650,7 +650,423 @@
           <w:color w:val="2B6CB0"/>
           <w:sz w:val="24"/>
         </w:rPr>
-        <w:t>3.1 Carnot Engine &amp; Second Law Efficiency (High Yield — 12 PYQs)</w:t>
+        <w:t>3.1 First Law &amp; Thermodynamic Processes (High Yield — 14 PYQs)</w:t>
+      </w:r>
+    </w:p>
+    <w:p>
+      <w:r>
+        <w:rPr>
+          <w:b/>
+          <w:sz w:val="20"/>
+        </w:rPr>
+        <w:t xml:space="preserve">Core Principle: </w:t>
+      </w:r>
+      <w:r>
+        <w:rPr>
+          <w:sz w:val="20"/>
+        </w:rPr>
+        <w:t>First law of thermodynamics, molar heat capacities (C_p - C_v = R), and work done in cyclic/open processes.</w:t>
+      </w:r>
+    </w:p>
+    <w:tbl>
+      <w:tblPr>
+        <w:tblW w:type="auto" w:w="0"/>
+        <w:jc w:val="center"/>
+        <w:tblLook w:firstColumn="1" w:firstRow="1" w:lastColumn="0" w:lastRow="0" w:noHBand="0" w:noVBand="1" w:val="04A0"/>
+      </w:tblPr>
+      <w:tblGrid>
+        <w:gridCol w:w="10080"/>
+      </w:tblGrid>
+      <w:tr>
+        <w:tc>
+          <w:tcPr>
+            <w:tcW w:type="dxa" w:w="10080"/>
+            <w:shd w:fill="FFF5F5"/>
+            <w:tcMar>
+              <w:top w:w="100" w:type="dxa"/>
+              <w:bottom w:w="100" w:type="dxa"/>
+              <w:left w:w="150" w:type="dxa"/>
+              <w:right w:w="150" w:type="dxa"/>
+            </w:tcMar>
+          </w:tcPr>
+          <w:p>
+            <w:r>
+              <w:rPr>
+                <w:b/>
+                <w:color w:val="C53030"/>
+                <w:sz w:val="19"/>
+              </w:rPr>
+              <w:t xml:space="preserve">⚠️ Common Trap / JEE Pitfall: </w:t>
+            </w:r>
+            <w:r>
+              <w:rPr>
+                <w:color w:val="2D3748"/>
+                <w:sz w:val="19"/>
+              </w:rPr>
+              <w:t>Internal energy Δ U = nC_vΔ T depends ONLY on temperature change Δ T, regardless of whether the path is isobaric, isothermal, or adiabatic.</w:t>
+            </w:r>
+          </w:p>
+        </w:tc>
+      </w:tr>
+    </w:tbl>
+    <w:tbl>
+      <w:tblPr>
+        <w:tblW w:type="auto" w:w="0"/>
+        <w:jc w:val="center"/>
+        <w:tblLook w:firstColumn="1" w:firstRow="1" w:lastColumn="0" w:lastRow="0" w:noHBand="0" w:noVBand="1" w:val="04A0"/>
+      </w:tblPr>
+      <w:tblGrid>
+        <w:gridCol w:w="10080"/>
+      </w:tblGrid>
+      <w:tr>
+        <w:tc>
+          <w:tcPr>
+            <w:tcW w:type="dxa" w:w="10080"/>
+            <w:shd w:fill="F0FFF4"/>
+            <w:tcMar>
+              <w:top w:w="100" w:type="dxa"/>
+              <w:bottom w:w="100" w:type="dxa"/>
+              <w:left w:w="150" w:type="dxa"/>
+              <w:right w:w="150" w:type="dxa"/>
+            </w:tcMar>
+          </w:tcPr>
+          <w:p>
+            <w:r>
+              <w:rPr>
+                <w:b/>
+                <w:color w:val="276749"/>
+                <w:sz w:val="19"/>
+              </w:rPr>
+              <w:t xml:space="preserve">💡 Speed Hack / Trick: </w:t>
+            </w:r>
+            <w:r>
+              <w:rPr>
+                <w:color w:val="2D3748"/>
+                <w:sz w:val="19"/>
+              </w:rPr>
+              <w:t>In cyclic processes on a P-V diagram: clockwise cycles give positive net work (heat engine); counter-clockwise cycles give negative work (refrigerator).</w:t>
+            </w:r>
+          </w:p>
+        </w:tc>
+      </w:tr>
+    </w:tbl>
+    <w:p>
+      <w:pPr>
+        <w:spacing w:before="120" w:after="40"/>
+      </w:pPr>
+      <w:r>
+        <w:rPr>
+          <w:b/>
+          <w:color w:val="1A365D"/>
+          <w:sz w:val="19"/>
+        </w:rPr>
+        <w:t>Source PYQs testing this concept:</w:t>
+      </w:r>
+    </w:p>
+    <w:p>
+      <w:pPr>
+        <w:pStyle w:val="ListBullet"/>
+        <w:spacing w:after="40"/>
+      </w:pPr>
+      <w:r>
+        <w:rPr>
+          <w:b/>
+          <w:sz w:val="18"/>
+        </w:rPr>
+        <w:t xml:space="preserve">[2026 Shift] Q#1 (MCQ): </w:t>
+      </w:r>
+      <w:r>
+        <w:rPr>
+          <w:sz w:val="18"/>
+        </w:rPr>
+        <w:t xml:space="preserve">"Following are statements of a few processes taking place in nature. I. Free expansion of a gas II. The combustion of a mixture of petrol and..."  </w:t>
+      </w:r>
+      <w:r>
+        <w:rPr>
+          <w:b/>
+          <w:color w:val="2B6CB0"/>
+          <w:sz w:val="18"/>
+        </w:rPr>
+        <w:t>[Ans: N/A]</w:t>
+      </w:r>
+    </w:p>
+    <w:p>
+      <w:pPr>
+        <w:pStyle w:val="ListBullet"/>
+        <w:spacing w:after="40"/>
+      </w:pPr>
+      <w:r>
+        <w:rPr>
+          <w:b/>
+          <w:sz w:val="18"/>
+        </w:rPr>
+        <w:t xml:space="preserve">[2026 Shift] Q#2 (MCQ): </w:t>
+      </w:r>
+      <w:r>
+        <w:rPr>
+          <w:sz w:val="18"/>
+        </w:rPr>
+        <w:t xml:space="preserve">"In thermodynamic processes, which of the following statements is not true?..."  </w:t>
+      </w:r>
+      <w:r>
+        <w:rPr>
+          <w:b/>
+          <w:color w:val="2B6CB0"/>
+          <w:sz w:val="18"/>
+        </w:rPr>
+        <w:t>[Ans: N/A]</w:t>
+      </w:r>
+    </w:p>
+    <w:p>
+      <w:pPr>
+        <w:pStyle w:val="ListBullet"/>
+        <w:spacing w:after="40"/>
+      </w:pPr>
+      <w:r>
+        <w:rPr>
+          <w:b/>
+          <w:sz w:val="18"/>
+        </w:rPr>
+        <w:t xml:space="preserve">[2025 Shift] Q#1 (MCQ): </w:t>
+      </w:r>
+      <w:r>
+        <w:rPr>
+          <w:sz w:val="18"/>
+        </w:rPr>
+        <w:t xml:space="preserve">"A gas is taken from state A to state B along two different paths 1 and 2. The heat absorbed and work done by the system along these two path..."  </w:t>
+      </w:r>
+      <w:r>
+        <w:rPr>
+          <w:b/>
+          <w:color w:val="2B6CB0"/>
+          <w:sz w:val="18"/>
+        </w:rPr>
+        <w:t>[Ans: N/A]</w:t>
+      </w:r>
+    </w:p>
+    <w:p>
+      <w:pPr>
+        <w:spacing w:after="120"/>
+      </w:pPr>
+    </w:p>
+    <w:p>
+      <w:pPr>
+        <w:pStyle w:val="Heading2"/>
+      </w:pPr>
+      <w:r>
+        <w:rPr>
+          <w:color w:val="2B6CB0"/>
+          <w:sz w:val="24"/>
+        </w:rPr>
+        <w:t>3.2 Kinetic Theory of Gases &amp; Thermal Radiation (High Yield — 11 PYQs)</w:t>
+      </w:r>
+    </w:p>
+    <w:p>
+      <w:r>
+        <w:rPr>
+          <w:b/>
+          <w:sz w:val="20"/>
+        </w:rPr>
+        <w:t xml:space="preserve">Core Principle: </w:t>
+      </w:r>
+      <w:r>
+        <w:rPr>
+          <w:sz w:val="20"/>
+        </w:rPr>
+        <w:t>Molecular speeds, energy equipartition E = (f / 2)nRT, Stefan-Boltzmann law, Wien's displacement law, and Newton's law of cooling.</w:t>
+      </w:r>
+    </w:p>
+    <w:tbl>
+      <w:tblPr>
+        <w:tblW w:type="auto" w:w="0"/>
+        <w:jc w:val="center"/>
+        <w:tblLook w:firstColumn="1" w:firstRow="1" w:lastColumn="0" w:lastRow="0" w:noHBand="0" w:noVBand="1" w:val="04A0"/>
+      </w:tblPr>
+      <w:tblGrid>
+        <w:gridCol w:w="10080"/>
+      </w:tblGrid>
+      <w:tr>
+        <w:tc>
+          <w:tcPr>
+            <w:tcW w:type="dxa" w:w="10080"/>
+            <w:shd w:fill="FFF5F5"/>
+            <w:tcMar>
+              <w:top w:w="100" w:type="dxa"/>
+              <w:bottom w:w="100" w:type="dxa"/>
+              <w:left w:w="150" w:type="dxa"/>
+              <w:right w:w="150" w:type="dxa"/>
+            </w:tcMar>
+          </w:tcPr>
+          <w:p>
+            <w:r>
+              <w:rPr>
+                <w:b/>
+                <w:color w:val="C53030"/>
+                <w:sz w:val="19"/>
+              </w:rPr>
+              <w:t xml:space="preserve">⚠️ Common Trap / JEE Pitfall: </w:t>
+            </w:r>
+            <w:r>
+              <w:rPr>
+                <w:color w:val="2D3748"/>
+                <w:sz w:val="19"/>
+              </w:rPr>
+              <w:t>Degrees of freedom: Monatomic f = 3 (γ = 5/3); Diatomic at room temp f = 5 (γ = 7/5); Polyatomic non-linear f = 6 (γ = 4/3).</w:t>
+            </w:r>
+          </w:p>
+        </w:tc>
+      </w:tr>
+    </w:tbl>
+    <w:tbl>
+      <w:tblPr>
+        <w:tblW w:type="auto" w:w="0"/>
+        <w:jc w:val="center"/>
+        <w:tblLook w:firstColumn="1" w:firstRow="1" w:lastColumn="0" w:lastRow="0" w:noHBand="0" w:noVBand="1" w:val="04A0"/>
+      </w:tblPr>
+      <w:tblGrid>
+        <w:gridCol w:w="10080"/>
+      </w:tblGrid>
+      <w:tr>
+        <w:tc>
+          <w:tcPr>
+            <w:tcW w:type="dxa" w:w="10080"/>
+            <w:shd w:fill="F0FFF4"/>
+            <w:tcMar>
+              <w:top w:w="100" w:type="dxa"/>
+              <w:bottom w:w="100" w:type="dxa"/>
+              <w:left w:w="150" w:type="dxa"/>
+              <w:right w:w="150" w:type="dxa"/>
+            </w:tcMar>
+          </w:tcPr>
+          <w:p>
+            <w:r>
+              <w:rPr>
+                <w:b/>
+                <w:color w:val="276749"/>
+                <w:sz w:val="19"/>
+              </w:rPr>
+              <w:t xml:space="preserve">💡 Speed Hack / Trick: </w:t>
+            </w:r>
+            <w:r>
+              <w:rPr>
+                <w:color w:val="2D3748"/>
+                <w:sz w:val="19"/>
+              </w:rPr>
+              <w:t>Net heat radiated by a body at temperature T in surroundings T_0 is P_(net) = eσ A(T^4 - T_0^4).</w:t>
+            </w:r>
+          </w:p>
+        </w:tc>
+      </w:tr>
+    </w:tbl>
+    <w:p>
+      <w:pPr>
+        <w:spacing w:before="120" w:after="40"/>
+      </w:pPr>
+      <w:r>
+        <w:rPr>
+          <w:b/>
+          <w:color w:val="1A365D"/>
+          <w:sz w:val="19"/>
+        </w:rPr>
+        <w:t>Source PYQs testing this concept:</w:t>
+      </w:r>
+    </w:p>
+    <w:p>
+      <w:pPr>
+        <w:pStyle w:val="ListBullet"/>
+        <w:spacing w:after="40"/>
+      </w:pPr>
+      <w:r>
+        <w:rPr>
+          <w:b/>
+          <w:sz w:val="18"/>
+        </w:rPr>
+        <w:t xml:space="preserve">[2026 Shift] Q#3 (MCQ): </w:t>
+      </w:r>
+      <w:r>
+        <w:rPr>
+          <w:sz w:val="18"/>
+        </w:rPr>
+        <w:t xml:space="preserve">"The graph of pressure P and volume V of 1 mole of an ideal gas at constant temperature is..."  </w:t>
+      </w:r>
+      <w:r>
+        <w:rPr>
+          <w:b/>
+          <w:color w:val="2B6CB0"/>
+          <w:sz w:val="18"/>
+        </w:rPr>
+        <w:t>[Ans: N/A]</w:t>
+      </w:r>
+    </w:p>
+    <w:p>
+      <w:pPr>
+        <w:pStyle w:val="ListBullet"/>
+        <w:spacing w:after="40"/>
+      </w:pPr>
+      <w:r>
+        <w:rPr>
+          <w:b/>
+          <w:sz w:val="18"/>
+        </w:rPr>
+        <w:t xml:space="preserve">[2025 Shift] Q#2 (MCQ): </w:t>
+      </w:r>
+      <w:r>
+        <w:rPr>
+          <w:sz w:val="18"/>
+        </w:rPr>
+        <w:t xml:space="preserve">"At 27°C temperature, the mean kinetic energy of the atoms of an ideal gas is E_(1) . If the temperature is increased to $327^{\ci..."  </w:t>
+      </w:r>
+      <w:r>
+        <w:rPr>
+          <w:b/>
+          <w:color w:val="2B6CB0"/>
+          <w:sz w:val="18"/>
+        </w:rPr>
+        <w:t>[Ans: N/A]</w:t>
+      </w:r>
+    </w:p>
+    <w:p>
+      <w:pPr>
+        <w:pStyle w:val="ListBullet"/>
+        <w:spacing w:after="40"/>
+      </w:pPr>
+      <w:r>
+        <w:rPr>
+          <w:b/>
+          <w:sz w:val="18"/>
+        </w:rPr>
+        <w:t xml:space="preserve">[2025 Shift] Q#4 (MCQ): </w:t>
+      </w:r>
+      <w:r>
+        <w:rPr>
+          <w:sz w:val="18"/>
+        </w:rPr>
+        <w:t xml:space="preserve">"Three metal rods of the same material and identical in all respects are joined as shown in the figure. The temperatures at the ends of these..."  </w:t>
+      </w:r>
+      <w:r>
+        <w:rPr>
+          <w:b/>
+          <w:color w:val="2B6CB0"/>
+          <w:sz w:val="18"/>
+        </w:rPr>
+        <w:t>[Ans: N/A]</w:t>
+      </w:r>
+    </w:p>
+    <w:p>
+      <w:pPr>
+        <w:spacing w:after="120"/>
+      </w:pPr>
+    </w:p>
+    <w:p>
+      <w:pPr>
+        <w:pStyle w:val="Heading2"/>
+      </w:pPr>
+      <w:r>
+        <w:rPr>
+          <w:color w:val="2B6CB0"/>
+          <w:sz w:val="24"/>
+        </w:rPr>
+        <w:t>3.3 Carnot Engine &amp; Second Law Efficiency (Moderate Yield — 3 PYQs)</w:t>
       </w:r>
     </w:p>
     <w:p>
@@ -773,13 +1189,13 @@
           <w:b/>
           <w:sz w:val="18"/>
         </w:rPr>
-        <w:t xml:space="preserve">[2026 Shift] Q#1 (MCQ): </w:t>
+        <w:t xml:space="preserve">[2021 Shift] Q#4 (MCQ): </w:t>
       </w:r>
       <w:r>
         <w:rPr>
           <w:sz w:val="18"/>
         </w:rPr>
-        <w:t xml:space="preserve">"Following are statements of a few processes taking place in nature. I. Free expansion of a gas II. The combustion of a mixture of petrol and..."  </w:t>
+        <w:t xml:space="preserve">"A number of Carnot engines are operated at identical cold reservoir temperatures (T_(L)) . However, their hot reservoir temperatures are k..."  </w:t>
       </w:r>
       <w:r>
         <w:rPr>
@@ -800,13 +1216,13 @@
           <w:b/>
           <w:sz w:val="18"/>
         </w:rPr>
-        <w:t xml:space="preserve">[2025 Shift] Q#4 (MCQ): </w:t>
+        <w:t xml:space="preserve">[2018 Shift] Q#4 (MCQ): </w:t>
       </w:r>
       <w:r>
         <w:rPr>
           <w:sz w:val="18"/>
         </w:rPr>
-        <w:t xml:space="preserve">"Three metal rods of the same material and identical in all respects are joined as shown in the figure. The temperatures at the ends of these..."  </w:t>
+        <w:t xml:space="preserve">"A Carnot engine takes 300 calories of heat from a source at 500 K and rejects 150 calories of heat to the sink. The temperature of the sink ..."  </w:t>
       </w:r>
       <w:r>
         <w:rPr>
@@ -827,429 +1243,13 @@
           <w:b/>
           <w:sz w:val="18"/>
         </w:rPr>
-        <w:t xml:space="preserve">[2024 Shift] Q#1 (MCQ): </w:t>
+        <w:t xml:space="preserve">[2017 Shift] Q#3 (MCQ): </w:t>
       </w:r>
       <w:r>
         <w:rPr>
           <w:sz w:val="18"/>
         </w:rPr>
-        <w:t xml:space="preserve">"One mole of an ideal monoatomic gas is taken round the cyclic process MNOM. The work done by the gas is..."  </w:t>
-      </w:r>
-      <w:r>
-        <w:rPr>
-          <w:b/>
-          <w:color w:val="2B6CB0"/>
-          <w:sz w:val="18"/>
-        </w:rPr>
-        <w:t>[Ans: N/A]</w:t>
-      </w:r>
-    </w:p>
-    <w:p>
-      <w:pPr>
-        <w:spacing w:after="120"/>
-      </w:pPr>
-    </w:p>
-    <w:p>
-      <w:pPr>
-        <w:pStyle w:val="Heading2"/>
-      </w:pPr>
-      <w:r>
-        <w:rPr>
-          <w:color w:val="2B6CB0"/>
-          <w:sz w:val="24"/>
-        </w:rPr>
-        <w:t>3.2 First Law &amp; Thermodynamic Processes (High Yield — 10 PYQs)</w:t>
-      </w:r>
-    </w:p>
-    <w:p>
-      <w:r>
-        <w:rPr>
-          <w:b/>
-          <w:sz w:val="20"/>
-        </w:rPr>
-        <w:t xml:space="preserve">Core Principle: </w:t>
-      </w:r>
-      <w:r>
-        <w:rPr>
-          <w:sz w:val="20"/>
-        </w:rPr>
-        <w:t>First law of thermodynamics, molar heat capacities (C_p - C_v = R), and work done in cyclic/open processes.</w:t>
-      </w:r>
-    </w:p>
-    <w:tbl>
-      <w:tblPr>
-        <w:tblW w:type="auto" w:w="0"/>
-        <w:jc w:val="center"/>
-        <w:tblLook w:firstColumn="1" w:firstRow="1" w:lastColumn="0" w:lastRow="0" w:noHBand="0" w:noVBand="1" w:val="04A0"/>
-      </w:tblPr>
-      <w:tblGrid>
-        <w:gridCol w:w="10080"/>
-      </w:tblGrid>
-      <w:tr>
-        <w:tc>
-          <w:tcPr>
-            <w:tcW w:type="dxa" w:w="10080"/>
-            <w:shd w:fill="FFF5F5"/>
-            <w:tcMar>
-              <w:top w:w="100" w:type="dxa"/>
-              <w:bottom w:w="100" w:type="dxa"/>
-              <w:left w:w="150" w:type="dxa"/>
-              <w:right w:w="150" w:type="dxa"/>
-            </w:tcMar>
-          </w:tcPr>
-          <w:p>
-            <w:r>
-              <w:rPr>
-                <w:b/>
-                <w:color w:val="C53030"/>
-                <w:sz w:val="19"/>
-              </w:rPr>
-              <w:t xml:space="preserve">⚠️ Common Trap / JEE Pitfall: </w:t>
-            </w:r>
-            <w:r>
-              <w:rPr>
-                <w:color w:val="2D3748"/>
-                <w:sz w:val="19"/>
-              </w:rPr>
-              <w:t>Internal energy Δ U = nC_vΔ T depends ONLY on temperature change Δ T, regardless of whether the path is isobaric, isothermal, or adiabatic.</w:t>
-            </w:r>
-          </w:p>
-        </w:tc>
-      </w:tr>
-    </w:tbl>
-    <w:tbl>
-      <w:tblPr>
-        <w:tblW w:type="auto" w:w="0"/>
-        <w:jc w:val="center"/>
-        <w:tblLook w:firstColumn="1" w:firstRow="1" w:lastColumn="0" w:lastRow="0" w:noHBand="0" w:noVBand="1" w:val="04A0"/>
-      </w:tblPr>
-      <w:tblGrid>
-        <w:gridCol w:w="10080"/>
-      </w:tblGrid>
-      <w:tr>
-        <w:tc>
-          <w:tcPr>
-            <w:tcW w:type="dxa" w:w="10080"/>
-            <w:shd w:fill="F0FFF4"/>
-            <w:tcMar>
-              <w:top w:w="100" w:type="dxa"/>
-              <w:bottom w:w="100" w:type="dxa"/>
-              <w:left w:w="150" w:type="dxa"/>
-              <w:right w:w="150" w:type="dxa"/>
-            </w:tcMar>
-          </w:tcPr>
-          <w:p>
-            <w:r>
-              <w:rPr>
-                <w:b/>
-                <w:color w:val="276749"/>
-                <w:sz w:val="19"/>
-              </w:rPr>
-              <w:t xml:space="preserve">💡 Speed Hack / Trick: </w:t>
-            </w:r>
-            <w:r>
-              <w:rPr>
-                <w:color w:val="2D3748"/>
-                <w:sz w:val="19"/>
-              </w:rPr>
-              <w:t>In cyclic processes on a P-V diagram: clockwise cycles give positive net work (heat engine); counter-clockwise cycles give negative work (refrigerator).</w:t>
-            </w:r>
-          </w:p>
-        </w:tc>
-      </w:tr>
-    </w:tbl>
-    <w:p>
-      <w:pPr>
-        <w:spacing w:before="120" w:after="40"/>
-      </w:pPr>
-      <w:r>
-        <w:rPr>
-          <w:b/>
-          <w:color w:val="1A365D"/>
-          <w:sz w:val="19"/>
-        </w:rPr>
-        <w:t>Source PYQs testing this concept:</w:t>
-      </w:r>
-    </w:p>
-    <w:p>
-      <w:pPr>
-        <w:pStyle w:val="ListBullet"/>
-        <w:spacing w:after="40"/>
-      </w:pPr>
-      <w:r>
-        <w:rPr>
-          <w:b/>
-          <w:sz w:val="18"/>
-        </w:rPr>
-        <w:t xml:space="preserve">[2026 Shift] Q#2 (MCQ): </w:t>
-      </w:r>
-      <w:r>
-        <w:rPr>
-          <w:sz w:val="18"/>
-        </w:rPr>
-        <w:t xml:space="preserve">"In thermodynamic processes, which of the following statements is not true?..."  </w:t>
-      </w:r>
-      <w:r>
-        <w:rPr>
-          <w:b/>
-          <w:color w:val="2B6CB0"/>
-          <w:sz w:val="18"/>
-        </w:rPr>
-        <w:t>[Ans: N/A]</w:t>
-      </w:r>
-    </w:p>
-    <w:p>
-      <w:pPr>
-        <w:pStyle w:val="ListBullet"/>
-        <w:spacing w:after="40"/>
-      </w:pPr>
-      <w:r>
-        <w:rPr>
-          <w:b/>
-          <w:sz w:val="18"/>
-        </w:rPr>
-        <w:t xml:space="preserve">[2026 Shift] Q#3 (MCQ): </w:t>
-      </w:r>
-      <w:r>
-        <w:rPr>
-          <w:sz w:val="18"/>
-        </w:rPr>
-        <w:t xml:space="preserve">"The graph of pressure P and volume V of 1 mole of an ideal gas at constant temperature is..."  </w:t>
-      </w:r>
-      <w:r>
-        <w:rPr>
-          <w:b/>
-          <w:color w:val="2B6CB0"/>
-          <w:sz w:val="18"/>
-        </w:rPr>
-        <w:t>[Ans: N/A]</w:t>
-      </w:r>
-    </w:p>
-    <w:p>
-      <w:pPr>
-        <w:pStyle w:val="ListBullet"/>
-        <w:spacing w:after="40"/>
-      </w:pPr>
-      <w:r>
-        <w:rPr>
-          <w:b/>
-          <w:sz w:val="18"/>
-        </w:rPr>
-        <w:t xml:space="preserve">[2025 Shift] Q#1 (MCQ): </w:t>
-      </w:r>
-      <w:r>
-        <w:rPr>
-          <w:sz w:val="18"/>
-        </w:rPr>
-        <w:t xml:space="preserve">"A gas is taken from state A to state B along two different paths 1 and 2. The heat absorbed and work done by the system along these two path..."  </w:t>
-      </w:r>
-      <w:r>
-        <w:rPr>
-          <w:b/>
-          <w:color w:val="2B6CB0"/>
-          <w:sz w:val="18"/>
-        </w:rPr>
-        <w:t>[Ans: N/A]</w:t>
-      </w:r>
-    </w:p>
-    <w:p>
-      <w:pPr>
-        <w:spacing w:after="120"/>
-      </w:pPr>
-    </w:p>
-    <w:p>
-      <w:pPr>
-        <w:pStyle w:val="Heading2"/>
-      </w:pPr>
-      <w:r>
-        <w:rPr>
-          <w:color w:val="2B6CB0"/>
-          <w:sz w:val="24"/>
-        </w:rPr>
-        <w:t>3.3 Kinetic Theory of Gases &amp; Thermal Radiation (Moderate Yield — 7 PYQs)</w:t>
-      </w:r>
-    </w:p>
-    <w:p>
-      <w:r>
-        <w:rPr>
-          <w:b/>
-          <w:sz w:val="20"/>
-        </w:rPr>
-        <w:t xml:space="preserve">Core Principle: </w:t>
-      </w:r>
-      <w:r>
-        <w:rPr>
-          <w:sz w:val="20"/>
-        </w:rPr>
-        <w:t>Molecular speeds, energy equipartition E = (f / 2)nRT, Stefan-Boltzmann law, Wien's displacement law, and Newton's law of cooling.</w:t>
-      </w:r>
-    </w:p>
-    <w:tbl>
-      <w:tblPr>
-        <w:tblW w:type="auto" w:w="0"/>
-        <w:jc w:val="center"/>
-        <w:tblLook w:firstColumn="1" w:firstRow="1" w:lastColumn="0" w:lastRow="0" w:noHBand="0" w:noVBand="1" w:val="04A0"/>
-      </w:tblPr>
-      <w:tblGrid>
-        <w:gridCol w:w="10080"/>
-      </w:tblGrid>
-      <w:tr>
-        <w:tc>
-          <w:tcPr>
-            <w:tcW w:type="dxa" w:w="10080"/>
-            <w:shd w:fill="FFF5F5"/>
-            <w:tcMar>
-              <w:top w:w="100" w:type="dxa"/>
-              <w:bottom w:w="100" w:type="dxa"/>
-              <w:left w:w="150" w:type="dxa"/>
-              <w:right w:w="150" w:type="dxa"/>
-            </w:tcMar>
-          </w:tcPr>
-          <w:p>
-            <w:r>
-              <w:rPr>
-                <w:b/>
-                <w:color w:val="C53030"/>
-                <w:sz w:val="19"/>
-              </w:rPr>
-              <w:t xml:space="preserve">⚠️ Common Trap / JEE Pitfall: </w:t>
-            </w:r>
-            <w:r>
-              <w:rPr>
-                <w:color w:val="2D3748"/>
-                <w:sz w:val="19"/>
-              </w:rPr>
-              <w:t>Degrees of freedom: Monatomic f = 3 (γ = 5/3); Diatomic at room temp f = 5 (γ = 7/5); Polyatomic non-linear f = 6 (γ = 4/3).</w:t>
-            </w:r>
-          </w:p>
-        </w:tc>
-      </w:tr>
-    </w:tbl>
-    <w:tbl>
-      <w:tblPr>
-        <w:tblW w:type="auto" w:w="0"/>
-        <w:jc w:val="center"/>
-        <w:tblLook w:firstColumn="1" w:firstRow="1" w:lastColumn="0" w:lastRow="0" w:noHBand="0" w:noVBand="1" w:val="04A0"/>
-      </w:tblPr>
-      <w:tblGrid>
-        <w:gridCol w:w="10080"/>
-      </w:tblGrid>
-      <w:tr>
-        <w:tc>
-          <w:tcPr>
-            <w:tcW w:type="dxa" w:w="10080"/>
-            <w:shd w:fill="F0FFF4"/>
-            <w:tcMar>
-              <w:top w:w="100" w:type="dxa"/>
-              <w:bottom w:w="100" w:type="dxa"/>
-              <w:left w:w="150" w:type="dxa"/>
-              <w:right w:w="150" w:type="dxa"/>
-            </w:tcMar>
-          </w:tcPr>
-          <w:p>
-            <w:r>
-              <w:rPr>
-                <w:b/>
-                <w:color w:val="276749"/>
-                <w:sz w:val="19"/>
-              </w:rPr>
-              <w:t xml:space="preserve">💡 Speed Hack / Trick: </w:t>
-            </w:r>
-            <w:r>
-              <w:rPr>
-                <w:color w:val="2D3748"/>
-                <w:sz w:val="19"/>
-              </w:rPr>
-              <w:t>Net heat radiated by a body at temperature T in surroundings T_0 is P_(net) = eσ A(T^4 - T_0^4).</w:t>
-            </w:r>
-          </w:p>
-        </w:tc>
-      </w:tr>
-    </w:tbl>
-    <w:p>
-      <w:pPr>
-        <w:spacing w:before="120" w:after="40"/>
-      </w:pPr>
-      <w:r>
-        <w:rPr>
-          <w:b/>
-          <w:color w:val="1A365D"/>
-          <w:sz w:val="19"/>
-        </w:rPr>
-        <w:t>Source PYQs testing this concept:</w:t>
-      </w:r>
-    </w:p>
-    <w:p>
-      <w:pPr>
-        <w:pStyle w:val="ListBullet"/>
-        <w:spacing w:after="40"/>
-      </w:pPr>
-      <w:r>
-        <w:rPr>
-          <w:b/>
-          <w:sz w:val="18"/>
-        </w:rPr>
-        <w:t xml:space="preserve">[2025 Shift] Q#2 (MCQ): </w:t>
-      </w:r>
-      <w:r>
-        <w:rPr>
-          <w:sz w:val="18"/>
-        </w:rPr>
-        <w:t xml:space="preserve">"At 27°C temperature, the mean kinetic energy of the atoms of an ideal gas is E_(1) . If the temperature is increased to $327^{\ci..."  </w:t>
-      </w:r>
-      <w:r>
-        <w:rPr>
-          <w:b/>
-          <w:color w:val="2B6CB0"/>
-          <w:sz w:val="18"/>
-        </w:rPr>
-        <w:t>[Ans: N/A]</w:t>
-      </w:r>
-    </w:p>
-    <w:p>
-      <w:pPr>
-        <w:pStyle w:val="ListBullet"/>
-        <w:spacing w:after="40"/>
-      </w:pPr>
-      <w:r>
-        <w:rPr>
-          <w:b/>
-          <w:sz w:val="18"/>
-        </w:rPr>
-        <w:t xml:space="preserve">[2023 Shift] Q#2 (MCQ): </w:t>
-      </w:r>
-      <w:r>
-        <w:rPr>
-          <w:sz w:val="18"/>
-        </w:rPr>
-        <w:t xml:space="preserve">"100g of ice at 0°C is mixed with 100g of water at 100°C . The final temperature of the mixture is [Take, $L_{f}=3.36 \..."  </w:t>
-      </w:r>
-      <w:r>
-        <w:rPr>
-          <w:b/>
-          <w:color w:val="2B6CB0"/>
-          <w:sz w:val="18"/>
-        </w:rPr>
-        <w:t>[Ans: N/A]</w:t>
-      </w:r>
-    </w:p>
-    <w:p>
-      <w:pPr>
-        <w:pStyle w:val="ListBullet"/>
-        <w:spacing w:after="40"/>
-      </w:pPr>
-      <w:r>
-        <w:rPr>
-          <w:b/>
-          <w:sz w:val="18"/>
-        </w:rPr>
-        <w:t xml:space="preserve">[2022 Shift] Q#2 (MCQ): </w:t>
-      </w:r>
-      <w:r>
-        <w:rPr>
-          <w:sz w:val="18"/>
-        </w:rPr>
-        <w:t xml:space="preserve">""Heat cannot be flow itself from a body at lower temperature to a body at higher temperature". This statement corresponds to..."  </w:t>
+        <w:t xml:space="preserve">"For which combination of working temperatures, the efficiency of Carnot's engine is the least?..."  </w:t>
       </w:r>
       <w:r>
         <w:rPr>
@@ -1408,7 +1408,7 @@
           <w:color w:val="1A365D"/>
           <w:sz w:val="22"/>
         </w:rPr>
-        <w:t>Benchmark Problem 2: KCET 2026 (Q#2)</w:t>
+        <w:t>Benchmark Problem 2: KCET 2026 (Q#3)</w:t>
       </w:r>
     </w:p>
     <w:p>
@@ -1419,7 +1419,7 @@
         <w:rPr>
           <w:sz w:val="20"/>
         </w:rPr>
-        <w:t>In thermodynamic processes, which of the following statements is not true?</w:t>
+        <w:t>The graph of pressure P and volume V of 1 mole of an ideal gas at constant temperature is</w:t>
       </w:r>
     </w:p>
     <w:p>
@@ -1431,7 +1431,7 @@
         <w:rPr>
           <w:sz w:val="19"/>
         </w:rPr>
-        <w:t>(A) In an isothermal process, the temperature remains constant</w:t>
+        <w:t xml:space="preserve">(A) </w:t>
       </w:r>
     </w:p>
     <w:p>
@@ -1443,7 +1443,7 @@
         <w:rPr>
           <w:sz w:val="19"/>
         </w:rPr>
-        <w:t>(B) In an isobaric process, the volume remains constant</w:t>
+        <w:t xml:space="preserve">(B) </w:t>
       </w:r>
     </w:p>
     <w:p>
@@ -1455,7 +1455,7 @@
         <w:rPr>
           <w:sz w:val="19"/>
         </w:rPr>
-        <w:t>(C) In an adiabatic process, the system is insulated from the surroundings</w:t>
+        <w:t xml:space="preserve">(C) </w:t>
       </w:r>
     </w:p>
     <w:p>
@@ -1467,7 +1467,7 @@
         <w:rPr>
           <w:sz w:val="19"/>
         </w:rPr>
-        <w:t>(D) In an adiabatic process, PV^γ= a constant</w:t>
+        <w:t xml:space="preserve">(D) </w:t>
       </w:r>
     </w:p>
     <w:tbl>
@@ -1508,7 +1508,7 @@
               </w:rPr>
               <w:t>Solution Analysis:</w:t>
               <w:br/>
-              <w:t>The statement that is not true is: Option B In an isobaric process, the pressure remains constant, not the volume. The word “isobaric” means constant pressure. So for an isobaric process, P=constant If the volume remains constant, that process is called an isochoric process. The other statements are correct: In an isothermal process, T=constant In an adiabatic process, no heat is exchanged with the surroundings, so the system is insulated: Q=0 Also, for a reversible adiabatic process of an ideal gas, PV^γ=constant So the incorrect statement is Option B.</w:t>
+              <w:t>According to the ideal gas equation, PV=nRT . Here, the gas is 1 mole, so n=1 . The temperature is constant, so T is also constant. Since R is already a constant, the whole quantity nRT becomes constant. So, we get PV=constant . This means that when volume V increases, pressure P decreases, and when volume V decreases, pressure P increases. So, pressure is inversely proportional to volume: P∝(1 / V) The graph of P versus V for this relation is a rectangular hyperbola. Among the given graphs, Graph-IV shows this rectangular hyperbola.</w:t>
             </w:r>
           </w:p>
         </w:tc>
@@ -1529,7 +1529,7 @@
           <w:color w:val="1A365D"/>
           <w:sz w:val="22"/>
         </w:rPr>
-        <w:t>Benchmark Problem 3: KCET 2025 (Q#2)</w:t>
+        <w:t>Benchmark Problem 3: KCET 2021 (Q#4)</w:t>
       </w:r>
     </w:p>
     <w:p>
@@ -1540,7 +1540,7 @@
         <w:rPr>
           <w:sz w:val="20"/>
         </w:rPr>
-        <w:t>At 27°C temperature, the mean kinetic energy of the atoms of an ideal gas is E_(1) . If the temperature is increased to 327°C , then the mean kinetic energy of the atoms will be</w:t>
+        <w:t>A number of Carnot engines are operated at identical cold reservoir temperatures (T_(L)) . However, their hot reservoir temperatures are kept different. A graph of the efficiency of the engines versus hot reservoir temperature (T_(H)) is plotted. The correct graphical representation is</w:t>
       </w:r>
     </w:p>
     <w:p>
@@ -1552,7 +1552,7 @@
         <w:rPr>
           <w:sz w:val="19"/>
         </w:rPr>
-        <w:t>(A) \fracE_(1)√(2)</w:t>
+        <w:t xml:space="preserve">(A) </w:t>
       </w:r>
     </w:p>
     <w:p>
@@ -1564,7 +1564,7 @@
         <w:rPr>
           <w:sz w:val="19"/>
         </w:rPr>
-        <w:t>(B) √(2)E_(1)</w:t>
+        <w:t xml:space="preserve">(B) </w:t>
       </w:r>
     </w:p>
     <w:p>
@@ -1576,7 +1576,7 @@
         <w:rPr>
           <w:sz w:val="19"/>
         </w:rPr>
-        <w:t>(C) 2E_(1)</w:t>
+        <w:t xml:space="preserve">(C) </w:t>
       </w:r>
     </w:p>
     <w:p>
@@ -1588,7 +1588,7 @@
         <w:rPr>
           <w:sz w:val="19"/>
         </w:rPr>
-        <w:t>(D) \fracE_(1)2</w:t>
+        <w:t xml:space="preserve">(D) </w:t>
       </w:r>
     </w:p>
     <w:tbl>
@@ -1629,7 +1629,7 @@
               </w:rPr>
               <w:t>Solution Analysis:</w:t>
               <w:br/>
-              <w:t>The mean kinetic energy of the atoms in an ideal gas is directly proportional to the temperature measured in Kelvin. At an initial temperature of 27°C, the mean kinetic energy is E_(1) . When the temperature is increased to 327°C, we can determine the new mean kinetic energy E_(2) using the relationship: \fracE_(1)E_(2)=\fracT_(1)T_(2) To find E_(2) , we can rearrange this equation: E_(2)=E_(1)\fracT_(2)T_(1) Converting the given temperatures from Celsius to Kelvin: Initial temperature, T_(1)=27°C+273=300K Final temperature, T_(2)=327°C+273=600K Substituting these values into the equation: E_(2)=E_(1)((600 / 300))=E_(1) × 2=2E_(1) Therefore, when the temperature increases to 327°C, the mean kinetic energy of the atoms will be 2E_(1) .</w:t>
+              <w:t>Efficiency of a Carnot's engine is given as η=1-\fracT_(L)T_(H) where, T_(L)= temperature of cold reservoir and T_(H)= temperature of hot reservoir. At constant T_(L) , we can say that, with the increase in the value of T_(H),η will also increase. So, the graph between efficiency and T_(H) is correctly depicted in option (b).</w:t>
             </w:r>
           </w:p>
         </w:tc>

--- a/data/exports/kcet-heat-and-thermodynamics_revision_notes.docx
+++ b/data/exports/kcet-heat-and-thermodynamics_revision_notes.docx
@@ -164,10 +164,10 @@
             <w:r>
               <w:rPr>
                 <w:b/>
-                <w:color w:val="2B6CB0"/>
+                <w:color w:val="C53030"/>
                 <w:sz w:val="19"/>
               </w:rPr>
-              <w:t>High</w:t>
+              <w:t>Very High</w:t>
             </w:r>
           </w:p>
         </w:tc>
@@ -189,7 +189,7 @@
                 <w:color w:val="2D3748"/>
                 <w:sz w:val="19"/>
               </w:rPr>
-              <w:t>First Law &amp; Thermodynamic Processes</w:t>
+              <w:t>First Law of Thermodynamics &amp; PV Thermodynamic Processes</w:t>
             </w:r>
           </w:p>
         </w:tc>
@@ -209,7 +209,7 @@
               <w:rPr>
                 <w:sz w:val="19"/>
               </w:rPr>
-              <w:t>14 PYQs</w:t>
+              <w:t>18 PYQs</w:t>
             </w:r>
           </w:p>
         </w:tc>
@@ -230,7 +230,7 @@
                 <w:color w:val="718096"/>
                 <w:sz w:val="19"/>
               </w:rPr>
-              <w:t>First Law</w:t>
+              <w:t>Thermodynamic Laws</w:t>
             </w:r>
           </w:p>
         </w:tc>
@@ -276,7 +276,7 @@
                 <w:color w:val="2D3748"/>
                 <w:sz w:val="19"/>
               </w:rPr>
-              <w:t>Kinetic Theory of Gases &amp; Thermal Radiation</w:t>
+              <w:t>Carnot Heat Engine Efficiency &amp; Refrigerator COP</w:t>
             </w:r>
           </w:p>
         </w:tc>
@@ -296,7 +296,7 @@
               <w:rPr>
                 <w:sz w:val="19"/>
               </w:rPr>
-              <w:t>11 PYQs</w:t>
+              <w:t>10 PYQs</w:t>
             </w:r>
           </w:p>
         </w:tc>
@@ -304,93 +304,6 @@
           <w:tcPr>
             <w:tcW w:type="dxa" w:w="1872"/>
             <w:shd w:fill="FFFFFF"/>
-            <w:tcMar>
-              <w:top w:w="80" w:type="dxa"/>
-              <w:bottom w:w="80" w:type="dxa"/>
-              <w:left w:w="150" w:type="dxa"/>
-              <w:right w:w="150" w:type="dxa"/>
-            </w:tcMar>
-          </w:tcPr>
-          <w:p>
-            <w:r>
-              <w:rPr>
-                <w:color w:val="718096"/>
-                <w:sz w:val="19"/>
-              </w:rPr>
-              <w:t>KTG &amp; Radiation</w:t>
-            </w:r>
-          </w:p>
-        </w:tc>
-      </w:tr>
-      <w:tr>
-        <w:tc>
-          <w:tcPr>
-            <w:tcW w:type="dxa" w:w="2160"/>
-            <w:shd w:fill="F7FAFC"/>
-            <w:tcMar>
-              <w:top w:w="80" w:type="dxa"/>
-              <w:bottom w:w="80" w:type="dxa"/>
-              <w:left w:w="150" w:type="dxa"/>
-              <w:right w:w="150" w:type="dxa"/>
-            </w:tcMar>
-          </w:tcPr>
-          <w:p>
-            <w:r>
-              <w:rPr>
-                <w:b/>
-                <w:color w:val="718096"/>
-                <w:sz w:val="19"/>
-              </w:rPr>
-              <w:t>Moderate</w:t>
-            </w:r>
-          </w:p>
-        </w:tc>
-        <w:tc>
-          <w:tcPr>
-            <w:tcW w:type="dxa" w:w="4320"/>
-            <w:shd w:fill="F7FAFC"/>
-            <w:tcMar>
-              <w:top w:w="80" w:type="dxa"/>
-              <w:bottom w:w="80" w:type="dxa"/>
-              <w:left w:w="150" w:type="dxa"/>
-              <w:right w:w="150" w:type="dxa"/>
-            </w:tcMar>
-          </w:tcPr>
-          <w:p>
-            <w:r>
-              <w:rPr>
-                <w:b/>
-                <w:color w:val="2D3748"/>
-                <w:sz w:val="19"/>
-              </w:rPr>
-              <w:t>Carnot Engine &amp; Second Law Efficiency</w:t>
-            </w:r>
-          </w:p>
-        </w:tc>
-        <w:tc>
-          <w:tcPr>
-            <w:tcW w:type="dxa" w:w="1728"/>
-            <w:shd w:fill="F7FAFC"/>
-            <w:tcMar>
-              <w:top w:w="80" w:type="dxa"/>
-              <w:bottom w:w="80" w:type="dxa"/>
-              <w:left w:w="150" w:type="dxa"/>
-              <w:right w:w="150" w:type="dxa"/>
-            </w:tcMar>
-          </w:tcPr>
-          <w:p>
-            <w:r>
-              <w:rPr>
-                <w:sz w:val="19"/>
-              </w:rPr>
-              <w:t>3 PYQs</w:t>
-            </w:r>
-          </w:p>
-        </w:tc>
-        <w:tc>
-          <w:tcPr>
-            <w:tcW w:type="dxa" w:w="1872"/>
-            <w:shd w:fill="F7FAFC"/>
             <w:tcMar>
               <w:top w:w="80" w:type="dxa"/>
               <w:bottom w:w="80" w:type="dxa"/>
@@ -504,7 +417,7 @@
                 <w:color w:val="1A365D"/>
                 <w:sz w:val="19"/>
               </w:rPr>
-              <w:t>First Law &amp; Thermodynamic Processes</w:t>
+              <w:t>First Law of Thermodynamics &amp; PV Thermodynamic Processes</w:t>
             </w:r>
           </w:p>
         </w:tc>
@@ -526,7 +439,7 @@
                 <w:color w:val="2D3748"/>
                 <w:sz w:val="19"/>
               </w:rPr>
-              <w:t>\Delta Q = \Delta U + W, \quad \Delta U = n C_v \Delta T, \quad W_{\text{iso}} = nRT\ln\left(\frac{V_2}{V_1}\right), \quad W_{\text{adi}} = \frac{P_1 V_1 - P_2 V_2}{\gamma - 1}</w:t>
+              <w:t>\\Delta Q = \\Delta U + \\Delta W, \quad PV^\gamma = \text{const}, \quad W_{\text{iso}} = nRT\ln\frac{V_2}{V_1}, \quad \\Delta U = n C_v \\Delta T</w:t>
             </w:r>
           </w:p>
         </w:tc>
@@ -550,7 +463,7 @@
                 <w:color w:val="1A365D"/>
                 <w:sz w:val="19"/>
               </w:rPr>
-              <w:t>Kinetic Theory of Gases &amp; Thermal Radiation</w:t>
+              <w:t>Carnot Heat Engine Efficiency &amp; Refrigerator COP</w:t>
             </w:r>
           </w:p>
         </w:tc>
@@ -572,53 +485,7 @@
                 <w:color w:val="2D3748"/>
                 <w:sz w:val="19"/>
               </w:rPr>
-              <w:t>v_{\text{rms}} = \sqrt{\frac{3RT}{M}}, \quad v_{\text{avg}} = \sqrt{\frac{8RT}{\pi M}}, \quad \lambda_m T = b, \quad E = e\sigma A T^4, \quad \frac{T_1 - T_2}{t} = K\left(\frac{T_1 + T_2}{2} - T_0\right)</w:t>
-            </w:r>
-          </w:p>
-        </w:tc>
-      </w:tr>
-      <w:tr>
-        <w:tc>
-          <w:tcPr>
-            <w:tcW w:type="dxa" w:w="3600"/>
-            <w:shd w:fill="F7FAFC"/>
-            <w:tcMar>
-              <w:top w:w="100" w:type="dxa"/>
-              <w:bottom w:w="100" w:type="dxa"/>
-              <w:left w:w="150" w:type="dxa"/>
-              <w:right w:w="150" w:type="dxa"/>
-            </w:tcMar>
-          </w:tcPr>
-          <w:p>
-            <w:r>
-              <w:rPr>
-                <w:b/>
-                <w:color w:val="1A365D"/>
-                <w:sz w:val="19"/>
-              </w:rPr>
-              <w:t>Carnot Engine &amp; Second Law Efficiency</w:t>
-            </w:r>
-          </w:p>
-        </w:tc>
-        <w:tc>
-          <w:tcPr>
-            <w:tcW w:type="dxa" w:w="6480"/>
-            <w:shd w:fill="F7FAFC"/>
-            <w:tcMar>
-              <w:top w:w="100" w:type="dxa"/>
-              <w:bottom w:w="100" w:type="dxa"/>
-              <w:left w:w="150" w:type="dxa"/>
-              <w:right w:w="150" w:type="dxa"/>
-            </w:tcMar>
-          </w:tcPr>
-          <w:p>
-            <w:r>
-              <w:rPr>
-                <w:rFonts w:ascii="Cambria Math" w:hAnsi="Cambria Math"/>
-                <w:color w:val="2D3748"/>
-                <w:sz w:val="19"/>
-              </w:rPr>
-              <w:t>\eta = 1 - \frac{Q_2}{Q_1} = 1 - \frac{T_2}{T_1}, \quad \text{COP } \beta = \frac{Q_2}{W} = \frac{T_2}{T_1 - T_2}, \quad \beta = \frac{1 - \eta}{\eta}</w:t>
+              <w:t>\eta = 1 - \frac{T_2}{T_1} = \frac{Q_1 - Q_2}{Q_1}, \quad \beta = \frac{T_2}{T_1 - T_2}, \quad T(\text{K}) = T(^\\circ\text{C}) + 273</w:t>
             </w:r>
           </w:p>
         </w:tc>
@@ -650,7 +517,7 @@
           <w:color w:val="2B6CB0"/>
           <w:sz w:val="24"/>
         </w:rPr>
-        <w:t>3.1 First Law &amp; Thermodynamic Processes (High Yield — 14 PYQs)</w:t>
+        <w:t>3.1 First Law of Thermodynamics &amp; PV Thermodynamic Processes (Very High Yield — 18 PYQs)</w:t>
       </w:r>
     </w:p>
     <w:p>
@@ -665,7 +532,7 @@
         <w:rPr>
           <w:sz w:val="20"/>
         </w:rPr>
-        <w:t>First law of thermodynamics, molar heat capacities (C_p - C_v = R), and work done in cyclic/open processes.</w:t>
+        <w:t>First Law: Δ Q = Δ U + Δ W. In isothermal process (Δ T = 0), Δ U = 0 \implies Q = W = nRTln(V_2/V_1). In adiabatic process (Q = 0), PV^γ = const and W = -Δ U = (nR(T_1-T_2) / γ - 1). In isochoric process (Δ V = 0), W = 0. In isobaric process, W = PΔ V.</w:t>
       </w:r>
     </w:p>
     <w:tbl>
@@ -703,7 +570,7 @@
                 <w:color w:val="2D3748"/>
                 <w:sz w:val="19"/>
               </w:rPr>
-              <w:t>Internal energy Δ U = nC_vΔ T depends ONLY on temperature change Δ T, regardless of whether the path is isobaric, isothermal, or adiabatic.</w:t>
+              <w:t>Slope of an adiabatic curve on a P-V diagram is γ times steeper than the isothermal curve: ((dP / dV))_(adia) = γ ((dP / dV))_(iso).</w:t>
             </w:r>
           </w:p>
         </w:tc>
@@ -744,7 +611,7 @@
                 <w:color w:val="2D3748"/>
                 <w:sz w:val="19"/>
               </w:rPr>
-              <w:t>In cyclic processes on a P-V diagram: clockwise cycles give positive net work (heat engine); counter-clockwise cycles give negative work (refrigerator).</w:t>
+              <w:t>Work done in a cyclic process equals the enclosed area of the loop on the P-V diagram. Clockwise cycle \implies W &gt; 0 (Heat engine); Counter-clockwise \implies W &lt; 0 (Refrigerator).</w:t>
             </w:r>
           </w:p>
         </w:tc>
@@ -827,13 +694,13 @@
           <w:b/>
           <w:sz w:val="18"/>
         </w:rPr>
-        <w:t xml:space="preserve">[2025 Shift] Q#1 (MCQ): </w:t>
+        <w:t xml:space="preserve">[2026 Shift] Q#3 (MCQ): </w:t>
       </w:r>
       <w:r>
         <w:rPr>
           <w:sz w:val="18"/>
         </w:rPr>
-        <w:t xml:space="preserve">"A gas is taken from state A to state B along two different paths 1 and 2. The heat absorbed and work done by the system along these two path..."  </w:t>
+        <w:t xml:space="preserve">"The graph of pressure P and volume V of 1 mole of an ideal gas at constant temperature is..."  </w:t>
       </w:r>
       <w:r>
         <w:rPr>
@@ -858,7 +725,7 @@
           <w:color w:val="2B6CB0"/>
           <w:sz w:val="24"/>
         </w:rPr>
-        <w:t>3.2 Kinetic Theory of Gases &amp; Thermal Radiation (High Yield — 11 PYQs)</w:t>
+        <w:t>3.2 Carnot Heat Engine Efficiency &amp; Refrigerator COP (High Yield — 10 PYQs)</w:t>
       </w:r>
     </w:p>
     <w:p>
@@ -873,7 +740,7 @@
         <w:rPr>
           <w:sz w:val="20"/>
         </w:rPr>
-        <w:t>Molecular speeds, energy equipartition E = (f / 2)nRT, Stefan-Boltzmann law, Wien's displacement law, and Newton's law of cooling.</w:t>
+        <w:t>Carnot engine efficiency η = 1 - (T_2 / T_1) = (W / Q_1) (temperatures strictly in Kelvin). Coefficient of performance (COP) of Carnot refrigerator β = (Q_2 / W) = (T_2 / T_1 - T_2). Relation between β and η: β = (1-η / η).</w:t>
       </w:r>
     </w:p>
     <w:tbl>
@@ -911,7 +778,7 @@
                 <w:color w:val="2D3748"/>
                 <w:sz w:val="19"/>
               </w:rPr>
-              <w:t>Degrees of freedom: Monatomic f = 3 (γ = 5/3); Diatomic at room temp f = 5 (γ = 7/5); Polyatomic non-linear f = 6 (γ = 4/3).</w:t>
+              <w:t>Substituting Celsius instead of Kelvin temperatures into η = 1 - T_2/T_1. ALWAYS convert to Kelvin first!</w:t>
             </w:r>
           </w:p>
         </w:tc>
@@ -952,7 +819,7 @@
                 <w:color w:val="2D3748"/>
                 <w:sz w:val="19"/>
               </w:rPr>
-              <w:t>Net heat radiated by a body at temperature T in surroundings T_0 is P_(net) = eσ A(T^4 - T_0^4).</w:t>
+              <w:t>To double the efficiency of a Carnot engine, it is always more effective to lower the sink temperature T_2 than to raise the source temperature T_1 by the same amount.</w:t>
             </w:r>
           </w:p>
         </w:tc>
@@ -969,33 +836,6 @@
           <w:sz w:val="19"/>
         </w:rPr>
         <w:t>Source PYQs testing this concept:</w:t>
-      </w:r>
-    </w:p>
-    <w:p>
-      <w:pPr>
-        <w:pStyle w:val="ListBullet"/>
-        <w:spacing w:after="40"/>
-      </w:pPr>
-      <w:r>
-        <w:rPr>
-          <w:b/>
-          <w:sz w:val="18"/>
-        </w:rPr>
-        <w:t xml:space="preserve">[2026 Shift] Q#3 (MCQ): </w:t>
-      </w:r>
-      <w:r>
-        <w:rPr>
-          <w:sz w:val="18"/>
-        </w:rPr>
-        <w:t xml:space="preserve">"The graph of pressure P and volume V of 1 mole of an ideal gas at constant temperature is..."  </w:t>
-      </w:r>
-      <w:r>
-        <w:rPr>
-          <w:b/>
-          <w:color w:val="2B6CB0"/>
-          <w:sz w:val="18"/>
-        </w:rPr>
-        <w:t>[Ans: N/A]</w:t>
       </w:r>
     </w:p>
     <w:p>
@@ -1054,133 +894,6 @@
     </w:p>
     <w:p>
       <w:pPr>
-        <w:spacing w:after="120"/>
-      </w:pPr>
-    </w:p>
-    <w:p>
-      <w:pPr>
-        <w:pStyle w:val="Heading2"/>
-      </w:pPr>
-      <w:r>
-        <w:rPr>
-          <w:color w:val="2B6CB0"/>
-          <w:sz w:val="24"/>
-        </w:rPr>
-        <w:t>3.3 Carnot Engine &amp; Second Law Efficiency (Moderate Yield — 3 PYQs)</w:t>
-      </w:r>
-    </w:p>
-    <w:p>
-      <w:r>
-        <w:rPr>
-          <w:b/>
-          <w:sz w:val="20"/>
-        </w:rPr>
-        <w:t xml:space="preserve">Core Principle: </w:t>
-      </w:r>
-      <w:r>
-        <w:rPr>
-          <w:sz w:val="20"/>
-        </w:rPr>
-        <w:t>Carnot cycle efficiency limit, reversible refrigerators, and Clausius/Kelvin-Planck statements.</w:t>
-      </w:r>
-    </w:p>
-    <w:tbl>
-      <w:tblPr>
-        <w:tblW w:type="auto" w:w="0"/>
-        <w:jc w:val="center"/>
-        <w:tblLook w:firstColumn="1" w:firstRow="1" w:lastColumn="0" w:lastRow="0" w:noHBand="0" w:noVBand="1" w:val="04A0"/>
-      </w:tblPr>
-      <w:tblGrid>
-        <w:gridCol w:w="10080"/>
-      </w:tblGrid>
-      <w:tr>
-        <w:tc>
-          <w:tcPr>
-            <w:tcW w:type="dxa" w:w="10080"/>
-            <w:shd w:fill="FFF5F5"/>
-            <w:tcMar>
-              <w:top w:w="100" w:type="dxa"/>
-              <w:bottom w:w="100" w:type="dxa"/>
-              <w:left w:w="150" w:type="dxa"/>
-              <w:right w:w="150" w:type="dxa"/>
-            </w:tcMar>
-          </w:tcPr>
-          <w:p>
-            <w:r>
-              <w:rPr>
-                <w:b/>
-                <w:color w:val="C53030"/>
-                <w:sz w:val="19"/>
-              </w:rPr>
-              <w:t xml:space="preserve">⚠️ Common Trap / JEE Pitfall: </w:t>
-            </w:r>
-            <w:r>
-              <w:rPr>
-                <w:color w:val="2D3748"/>
-                <w:sz w:val="19"/>
-              </w:rPr>
-              <w:t>Temperatures T_1 (source) and T_2 (sink) MUST strictly be substituted in Kelvin (K), never in Celsius (°C).</w:t>
-            </w:r>
-          </w:p>
-        </w:tc>
-      </w:tr>
-    </w:tbl>
-    <w:tbl>
-      <w:tblPr>
-        <w:tblW w:type="auto" w:w="0"/>
-        <w:jc w:val="center"/>
-        <w:tblLook w:firstColumn="1" w:firstRow="1" w:lastColumn="0" w:lastRow="0" w:noHBand="0" w:noVBand="1" w:val="04A0"/>
-      </w:tblPr>
-      <w:tblGrid>
-        <w:gridCol w:w="10080"/>
-      </w:tblGrid>
-      <w:tr>
-        <w:tc>
-          <w:tcPr>
-            <w:tcW w:type="dxa" w:w="10080"/>
-            <w:shd w:fill="F0FFF4"/>
-            <w:tcMar>
-              <w:top w:w="100" w:type="dxa"/>
-              <w:bottom w:w="100" w:type="dxa"/>
-              <w:left w:w="150" w:type="dxa"/>
-              <w:right w:w="150" w:type="dxa"/>
-            </w:tcMar>
-          </w:tcPr>
-          <w:p>
-            <w:r>
-              <w:rPr>
-                <w:b/>
-                <w:color w:val="276749"/>
-                <w:sz w:val="19"/>
-              </w:rPr>
-              <w:t xml:space="preserve">💡 Speed Hack / Trick: </w:t>
-            </w:r>
-            <w:r>
-              <w:rPr>
-                <w:color w:val="2D3748"/>
-                <w:sz w:val="19"/>
-              </w:rPr>
-              <w:t>To maximize Carnot efficiency, lowering sink temperature T_2 by Δ T is more effective than raising source temperature T_1 by the same Δ T.</w:t>
-            </w:r>
-          </w:p>
-        </w:tc>
-      </w:tr>
-    </w:tbl>
-    <w:p>
-      <w:pPr>
-        <w:spacing w:before="120" w:after="40"/>
-      </w:pPr>
-      <w:r>
-        <w:rPr>
-          <w:b/>
-          <w:color w:val="1A365D"/>
-          <w:sz w:val="19"/>
-        </w:rPr>
-        <w:t>Source PYQs testing this concept:</w:t>
-      </w:r>
-    </w:p>
-    <w:p>
-      <w:pPr>
         <w:pStyle w:val="ListBullet"/>
         <w:spacing w:after="40"/>
       </w:pPr>
@@ -1189,67 +902,13 @@
           <w:b/>
           <w:sz w:val="18"/>
         </w:rPr>
-        <w:t xml:space="preserve">[2021 Shift] Q#4 (MCQ): </w:t>
+        <w:t xml:space="preserve">[2024 Shift] Q#4 (MCQ): </w:t>
       </w:r>
       <w:r>
         <w:rPr>
           <w:sz w:val="18"/>
         </w:rPr>
-        <w:t xml:space="preserve">"A number of Carnot engines are operated at identical cold reservoir temperatures (T_(L)) . However, their hot reservoir temperatures are k..."  </w:t>
-      </w:r>
-      <w:r>
-        <w:rPr>
-          <w:b/>
-          <w:color w:val="2B6CB0"/>
-          <w:sz w:val="18"/>
-        </w:rPr>
-        <w:t>[Ans: N/A]</w:t>
-      </w:r>
-    </w:p>
-    <w:p>
-      <w:pPr>
-        <w:pStyle w:val="ListBullet"/>
-        <w:spacing w:after="40"/>
-      </w:pPr>
-      <w:r>
-        <w:rPr>
-          <w:b/>
-          <w:sz w:val="18"/>
-        </w:rPr>
-        <w:t xml:space="preserve">[2018 Shift] Q#4 (MCQ): </w:t>
-      </w:r>
-      <w:r>
-        <w:rPr>
-          <w:sz w:val="18"/>
-        </w:rPr>
-        <w:t xml:space="preserve">"A Carnot engine takes 300 calories of heat from a source at 500 K and rejects 150 calories of heat to the sink. The temperature of the sink ..."  </w:t>
-      </w:r>
-      <w:r>
-        <w:rPr>
-          <w:b/>
-          <w:color w:val="2B6CB0"/>
-          <w:sz w:val="18"/>
-        </w:rPr>
-        <w:t>[Ans: N/A]</w:t>
-      </w:r>
-    </w:p>
-    <w:p>
-      <w:pPr>
-        <w:pStyle w:val="ListBullet"/>
-        <w:spacing w:after="40"/>
-      </w:pPr>
-      <w:r>
-        <w:rPr>
-          <w:b/>
-          <w:sz w:val="18"/>
-        </w:rPr>
-        <w:t xml:space="preserve">[2017 Shift] Q#3 (MCQ): </w:t>
-      </w:r>
-      <w:r>
-        <w:rPr>
-          <w:sz w:val="18"/>
-        </w:rPr>
-        <w:t xml:space="preserve">"For which combination of working temperatures, the efficiency of Carnot's engine is the least?..."  </w:t>
+        <w:t xml:space="preserve">"A solid cube of mass m at a temperature θ_(0) is heated at a constant rate. It becomes liquid at temperature θ_(1) and vapou..."  </w:t>
       </w:r>
       <w:r>
         <w:rPr>
@@ -1408,7 +1067,7 @@
           <w:color w:val="1A365D"/>
           <w:sz w:val="22"/>
         </w:rPr>
-        <w:t>Benchmark Problem 2: KCET 2026 (Q#3)</w:t>
+        <w:t>Benchmark Problem 2: KCET 2025 (Q#2)</w:t>
       </w:r>
     </w:p>
     <w:p>
@@ -1419,7 +1078,7 @@
         <w:rPr>
           <w:sz w:val="20"/>
         </w:rPr>
-        <w:t>The graph of pressure P and volume V of 1 mole of an ideal gas at constant temperature is</w:t>
+        <w:t>At 27°C temperature, the mean kinetic energy of the atoms of an ideal gas is E_(1) . If the temperature is increased to 327°C , then the mean kinetic energy of the atoms will be</w:t>
       </w:r>
     </w:p>
     <w:p>
@@ -1431,7 +1090,7 @@
         <w:rPr>
           <w:sz w:val="19"/>
         </w:rPr>
-        <w:t xml:space="preserve">(A) </w:t>
+        <w:t>(A) \fracE_(1)√(2)</w:t>
       </w:r>
     </w:p>
     <w:p>
@@ -1443,7 +1102,7 @@
         <w:rPr>
           <w:sz w:val="19"/>
         </w:rPr>
-        <w:t xml:space="preserve">(B) </w:t>
+        <w:t>(B) √(2)E_(1)</w:t>
       </w:r>
     </w:p>
     <w:p>
@@ -1455,7 +1114,7 @@
         <w:rPr>
           <w:sz w:val="19"/>
         </w:rPr>
-        <w:t xml:space="preserve">(C) </w:t>
+        <w:t>(C) 2E_(1)</w:t>
       </w:r>
     </w:p>
     <w:p>
@@ -1467,7 +1126,7 @@
         <w:rPr>
           <w:sz w:val="19"/>
         </w:rPr>
-        <w:t xml:space="preserve">(D) </w:t>
+        <w:t>(D) \fracE_(1)2</w:t>
       </w:r>
     </w:p>
     <w:tbl>
@@ -1508,128 +1167,7 @@
               </w:rPr>
               <w:t>Solution Analysis:</w:t>
               <w:br/>
-              <w:t>According to the ideal gas equation, PV=nRT . Here, the gas is 1 mole, so n=1 . The temperature is constant, so T is also constant. Since R is already a constant, the whole quantity nRT becomes constant. So, we get PV=constant . This means that when volume V increases, pressure P decreases, and when volume V decreases, pressure P increases. So, pressure is inversely proportional to volume: P∝(1 / V) The graph of P versus V for this relation is a rectangular hyperbola. Among the given graphs, Graph-IV shows this rectangular hyperbola.</w:t>
-            </w:r>
-          </w:p>
-        </w:tc>
-      </w:tr>
-    </w:tbl>
-    <w:p>
-      <w:pPr>
-        <w:spacing w:after="120"/>
-      </w:pPr>
-    </w:p>
-    <w:p>
-      <w:pPr>
-        <w:spacing w:before="160" w:after="40"/>
-      </w:pPr>
-      <w:r>
-        <w:rPr>
-          <w:b/>
-          <w:color w:val="1A365D"/>
-          <w:sz w:val="22"/>
-        </w:rPr>
-        <w:t>Benchmark Problem 3: KCET 2021 (Q#4)</w:t>
-      </w:r>
-    </w:p>
-    <w:p>
-      <w:pPr>
-        <w:spacing w:after="80"/>
-      </w:pPr>
-      <w:r>
-        <w:rPr>
-          <w:sz w:val="20"/>
-        </w:rPr>
-        <w:t>A number of Carnot engines are operated at identical cold reservoir temperatures (T_(L)) . However, their hot reservoir temperatures are kept different. A graph of the efficiency of the engines versus hot reservoir temperature (T_(H)) is plotted. The correct graphical representation is</w:t>
-      </w:r>
-    </w:p>
-    <w:p>
-      <w:pPr>
-        <w:pStyle w:val="ListBullet"/>
-        <w:spacing w:after="20"/>
-      </w:pPr>
-      <w:r>
-        <w:rPr>
-          <w:sz w:val="19"/>
-        </w:rPr>
-        <w:t xml:space="preserve">(A) </w:t>
-      </w:r>
-    </w:p>
-    <w:p>
-      <w:pPr>
-        <w:pStyle w:val="ListBullet"/>
-        <w:spacing w:after="20"/>
-      </w:pPr>
-      <w:r>
-        <w:rPr>
-          <w:sz w:val="19"/>
-        </w:rPr>
-        <w:t xml:space="preserve">(B) </w:t>
-      </w:r>
-    </w:p>
-    <w:p>
-      <w:pPr>
-        <w:pStyle w:val="ListBullet"/>
-        <w:spacing w:after="20"/>
-      </w:pPr>
-      <w:r>
-        <w:rPr>
-          <w:sz w:val="19"/>
-        </w:rPr>
-        <w:t xml:space="preserve">(C) </w:t>
-      </w:r>
-    </w:p>
-    <w:p>
-      <w:pPr>
-        <w:pStyle w:val="ListBullet"/>
-        <w:spacing w:after="20"/>
-      </w:pPr>
-      <w:r>
-        <w:rPr>
-          <w:sz w:val="19"/>
-        </w:rPr>
-        <w:t xml:space="preserve">(D) </w:t>
-      </w:r>
-    </w:p>
-    <w:tbl>
-      <w:tblPr>
-        <w:tblW w:type="auto" w:w="0"/>
-        <w:jc w:val="center"/>
-        <w:tblLook w:firstColumn="1" w:firstRow="1" w:lastColumn="0" w:lastRow="0" w:noHBand="0" w:noVBand="1" w:val="04A0"/>
-      </w:tblPr>
-      <w:tblGrid>
-        <w:gridCol w:w="10080"/>
-      </w:tblGrid>
-      <w:tr>
-        <w:tc>
-          <w:tcPr>
-            <w:tcW w:type="dxa" w:w="10080"/>
-            <w:shd w:fill="F7FAFC"/>
-            <w:tcMar>
-              <w:top w:w="100" w:type="dxa"/>
-              <w:bottom w:w="100" w:type="dxa"/>
-              <w:left w:w="150" w:type="dxa"/>
-              <w:right w:w="150" w:type="dxa"/>
-            </w:tcMar>
-          </w:tcPr>
-          <w:p>
-            <w:r>
-              <w:rPr>
-                <w:b/>
-                <w:color w:val="1A365D"/>
-                <w:sz w:val="19"/>
-              </w:rPr>
-              <w:t>Correct Answer: None</w:t>
-              <w:br/>
-            </w:r>
-            <w:r>
-              <w:rPr>
-                <w:color w:val="2D3748"/>
-                <w:sz w:val="18"/>
-              </w:rPr>
-              <w:t>Solution Analysis:</w:t>
-              <w:br/>
-              <w:t>Efficiency of a Carnot's engine is given as η=1-\fracT_(L)T_(H) where, T_(L)= temperature of cold reservoir and T_(H)= temperature of hot reservoir. At constant T_(L) , we can say that, with the increase in the value of T_(H),η will also increase. So, the graph between efficiency and T_(H) is correctly depicted in option (b).</w:t>
+              <w:t>The mean kinetic energy of the atoms in an ideal gas is directly proportional to the temperature measured in Kelvin. At an initial temperature of 27°C, the mean kinetic energy is E_(1) . When the temperature is increased to 327°C, we can determine the new mean kinetic energy E_(2) using the relationship: \fracE_(1)E_(2)=\fracT_(1)T_(2) To find E_(2) , we can rearrange this equation: E_(2)=E_(1)\fracT_(2)T_(1) Converting the given temperatures from Celsius to Kelvin: Initial temperature, T_(1)=27°C+273=300K Final temperature, T_(2)=327°C+273=600K Substituting these values into the equation: E_(2)=E_(1)((600 / 300))=E_(1) × 2=2E_(1) Therefore, when the temperature increases to 327°C, the mean kinetic energy of the atoms will be 2E_(1) .</w:t>
             </w:r>
           </w:p>
         </w:tc>
